--- a/보관본/러시아 인권변호사/Word/3부/3부_3화_지방선거_도전.docx
+++ b/보관본/러시아 인권변호사/Word/3부/3부_3화_지방선거_도전.docx
@@ -831,29 +831,6 @@
           <w:i w:val="0"/>
           <w:sz w:val="22"/>
         </w:rPr>
-        <w:t xml:space="preserve">Людмила: </w:t>
-      </w:r>
-      <w:r>
-        <w:rPr>
-          <w:rFonts w:ascii="Times New Roman" w:hAnsi="Times New Roman" w:eastAsia="Malgun Gothic"/>
-          <w:b w:val="0"/>
-          <w:i w:val="0"/>
-          <w:sz w:val="22"/>
-        </w:rPr>
-        <w:t>Губернатором, значит, метите?</w:t>
-      </w:r>
-    </w:p>
-    <w:p>
-      <w:pPr>
-        <w:spacing w:before="0" w:after="110" w:line="300" w:lineRule="auto"/>
-      </w:pPr>
-      <w:r>
-        <w:rPr>
-          <w:rFonts w:ascii="Times New Roman" w:hAnsi="Times New Roman" w:eastAsia="Malgun Gothic"/>
-          <w:b/>
-          <w:i w:val="0"/>
-          <w:sz w:val="22"/>
-        </w:rPr>
         <w:t xml:space="preserve">Лёша: </w:t>
       </w:r>
       <w:r>
@@ -952,6 +929,29 @@
           <w:sz w:val="22"/>
         </w:rPr>
         <w:t xml:space="preserve"> Соседи сначала шептались: «Сафронова с адвокатами связалась, добром не кончится». А теперь сами ко мне приходят — спросить, куда жалобу писать.</w:t>
+      </w:r>
+    </w:p>
+    <w:p>
+      <w:pPr>
+        <w:spacing w:before="0" w:after="110" w:line="300" w:lineRule="auto"/>
+      </w:pPr>
+      <w:r>
+        <w:rPr>
+          <w:rFonts w:ascii="Times New Roman" w:hAnsi="Times New Roman" w:eastAsia="Malgun Gothic"/>
+          <w:b/>
+          <w:i w:val="0"/>
+          <w:sz w:val="22"/>
+        </w:rPr>
+        <w:t xml:space="preserve">Людмила: </w:t>
+      </w:r>
+      <w:r>
+        <w:rPr>
+          <w:rFonts w:ascii="Times New Roman" w:hAnsi="Times New Roman" w:eastAsia="Malgun Gothic"/>
+          <w:b w:val="0"/>
+          <w:i w:val="0"/>
+          <w:sz w:val="22"/>
+        </w:rPr>
+        <w:t>Губернатором, значит, метите?</w:t>
       </w:r>
     </w:p>
     <w:p>
@@ -1069,7 +1069,7 @@
           <w:i w:val="0"/>
           <w:sz w:val="22"/>
         </w:rPr>
-        <w:t>Алексей Николаевич, глазам своим не верю. Ты теперь совсем большой человек.</w:t>
+        <w:t>Алексей Николаевич, глазам своим не верю. Вы теперь совсем большой человек.</w:t>
       </w:r>
     </w:p>
     <w:p>
@@ -1115,7 +1115,7 @@
           <w:i w:val="0"/>
           <w:sz w:val="22"/>
         </w:rPr>
-        <w:t>Заходи, чаю попьёшь. Расскажешь, как оно всё было эти годы.</w:t>
+        <w:t>Заходите, чаю попьёте. Расскажете, как оно всё было эти годы.</w:t>
       </w:r>
     </w:p>
     <w:p>
@@ -1148,7 +1148,7 @@
           <w:i w:val="0"/>
           <w:sz w:val="22"/>
         </w:rPr>
-        <w:t xml:space="preserve"> Знаешь, а Виктор Петрович гордился бы. Мальчишка из адвокатской конторы теперь в губернаторы метит.</w:t>
+        <w:t xml:space="preserve"> Знаете, а Виктор Петрович гордился бы. Мальчишка из адвокатской конторы теперь в губернаторы метит.</w:t>
       </w:r>
     </w:p>
     <w:p>
@@ -1162,30 +1162,7 @@
           <w:i w:val="0"/>
           <w:sz w:val="22"/>
         </w:rPr>
-        <w:t xml:space="preserve">Галина: </w:t>
-      </w:r>
-      <w:r>
-        <w:rPr>
-          <w:rFonts w:ascii="Times New Roman" w:hAnsi="Times New Roman" w:eastAsia="Malgun Gothic"/>
-          <w:b w:val="0"/>
-          <w:i w:val="0"/>
-          <w:sz w:val="22"/>
-        </w:rPr>
-        <w:t>Сеня, ты расписался не в той графе!</w:t>
-      </w:r>
-    </w:p>
-    <w:p>
-      <w:pPr>
-        <w:spacing w:before="0" w:after="110" w:line="300" w:lineRule="auto"/>
-      </w:pPr>
-      <w:r>
-        <w:rPr>
-          <w:rFonts w:ascii="Times New Roman" w:hAnsi="Times New Roman" w:eastAsia="Malgun Gothic"/>
-          <w:b/>
-          <w:i w:val="0"/>
-          <w:sz w:val="22"/>
-        </w:rPr>
-        <w:t xml:space="preserve">Семён: </w:t>
+        <w:t xml:space="preserve">Лёша: </w:t>
       </w:r>
       <w:r>
         <w:rPr>
@@ -1195,7 +1172,7 @@
           <w:color w:val="555555"/>
           <w:sz w:val="22"/>
         </w:rPr>
-        <w:t>(всматривается)</w:t>
+        <w:t>(тепло)</w:t>
       </w:r>
       <w:r>
         <w:rPr>
@@ -1204,7 +1181,7 @@
           <w:i w:val="0"/>
           <w:sz w:val="22"/>
         </w:rPr>
-        <w:t xml:space="preserve"> Где?</w:t>
+        <w:t xml:space="preserve"> Надеюсь, что гордился бы, Семён Иванович.</w:t>
       </w:r>
     </w:p>
     <w:p>
@@ -1227,7 +1204,7 @@
           <w:i w:val="0"/>
           <w:sz w:val="22"/>
         </w:rPr>
-        <w:t>Вот. Это для адреса. Очки надень, герой.</w:t>
+        <w:t>Сеня, ты расписался не в той графе!</w:t>
       </w:r>
     </w:p>
     <w:p>
@@ -1241,7 +1218,7 @@
           <w:i w:val="0"/>
           <w:sz w:val="22"/>
         </w:rPr>
-        <w:t xml:space="preserve">Лёша: </w:t>
+        <w:t xml:space="preserve">Семён: </w:t>
       </w:r>
       <w:r>
         <w:rPr>
@@ -1251,7 +1228,7 @@
           <w:color w:val="555555"/>
           <w:sz w:val="22"/>
         </w:rPr>
-        <w:t>(смеётся)</w:t>
+        <w:t>(всматривается)</w:t>
       </w:r>
       <w:r>
         <w:rPr>
@@ -1260,7 +1237,7 @@
           <w:i w:val="0"/>
           <w:sz w:val="22"/>
         </w:rPr>
-        <w:t xml:space="preserve"> Ничего, возьмём новый лист. Инна Сергеевна меня за такой лист со свету сживёт.</w:t>
+        <w:t xml:space="preserve"> Где?</w:t>
       </w:r>
     </w:p>
     <w:p>
@@ -1274,7 +1251,30 @@
           <w:i w:val="0"/>
           <w:sz w:val="22"/>
         </w:rPr>
-        <w:t xml:space="preserve">Семён: </w:t>
+        <w:t xml:space="preserve">Галина: </w:t>
+      </w:r>
+      <w:r>
+        <w:rPr>
+          <w:rFonts w:ascii="Times New Roman" w:hAnsi="Times New Roman" w:eastAsia="Malgun Gothic"/>
+          <w:b w:val="0"/>
+          <w:i w:val="0"/>
+          <w:sz w:val="22"/>
+        </w:rPr>
+        <w:t>Вот. Это для адреса. Очки надень, герой.</w:t>
+      </w:r>
+    </w:p>
+    <w:p>
+      <w:pPr>
+        <w:spacing w:before="0" w:after="110" w:line="300" w:lineRule="auto"/>
+      </w:pPr>
+      <w:r>
+        <w:rPr>
+          <w:rFonts w:ascii="Times New Roman" w:hAnsi="Times New Roman" w:eastAsia="Malgun Gothic"/>
+          <w:b/>
+          <w:i w:val="0"/>
+          <w:sz w:val="22"/>
+        </w:rPr>
+        <w:t xml:space="preserve">Лёша: </w:t>
       </w:r>
       <w:r>
         <w:rPr>
@@ -1284,7 +1284,7 @@
           <w:color w:val="555555"/>
           <w:sz w:val="22"/>
         </w:rPr>
-        <w:t>(старательно выводит подпись заново)</w:t>
+        <w:t>(смеётся)</w:t>
       </w:r>
       <w:r>
         <w:rPr>
@@ -1293,7 +1293,7 @@
           <w:i w:val="0"/>
           <w:sz w:val="22"/>
         </w:rPr>
-        <w:t xml:space="preserve"> Долг платежом красен, Алексей Николаевич. Вы за меня в суде стояли, когда я от собственной тени шарахался. Теперь я за вас распишусь — хоть десять раз.</w:t>
+        <w:t xml:space="preserve"> Ничего, возьмём новый лист. Инна Сергеевна меня за такой лист со свету сживёт.</w:t>
       </w:r>
     </w:p>
     <w:p>
@@ -1307,30 +1307,7 @@
           <w:i w:val="0"/>
           <w:sz w:val="22"/>
         </w:rPr>
-        <w:t xml:space="preserve">Лёша: </w:t>
-      </w:r>
-      <w:r>
-        <w:rPr>
-          <w:rFonts w:ascii="Times New Roman" w:hAnsi="Times New Roman" w:eastAsia="Malgun Gothic"/>
-          <w:b w:val="0"/>
-          <w:i w:val="0"/>
-          <w:sz w:val="22"/>
-        </w:rPr>
-        <w:t>Один раз, Семён Иванович. Но правильно.</w:t>
-      </w:r>
-    </w:p>
-    <w:p>
-      <w:pPr>
-        <w:spacing w:before="0" w:after="110" w:line="300" w:lineRule="auto"/>
-      </w:pPr>
-      <w:r>
-        <w:rPr>
-          <w:rFonts w:ascii="Times New Roman" w:hAnsi="Times New Roman" w:eastAsia="Malgun Gothic"/>
-          <w:b/>
-          <w:i w:val="0"/>
-          <w:sz w:val="22"/>
-        </w:rPr>
-        <w:t xml:space="preserve">Лёша: </w:t>
+        <w:t xml:space="preserve">Семён: </w:t>
       </w:r>
       <w:r>
         <w:rPr>
@@ -1340,7 +1317,7 @@
           <w:color w:val="555555"/>
           <w:sz w:val="22"/>
         </w:rPr>
-        <w:t>(тепло)</w:t>
+        <w:t>(старательно выводит подпись заново)</w:t>
       </w:r>
       <w:r>
         <w:rPr>
@@ -1349,7 +1326,30 @@
           <w:i w:val="0"/>
           <w:sz w:val="22"/>
         </w:rPr>
-        <w:t xml:space="preserve"> Надеюсь, что гордился бы, Семён Иванович.</w:t>
+        <w:t xml:space="preserve"> Долг платежом красен, Алексей Николаевич. Вы за меня в суде стояли, когда я от собственной тени шарахался. Теперь я за вас распишусь — хоть десять раз.</w:t>
+      </w:r>
+    </w:p>
+    <w:p>
+      <w:pPr>
+        <w:spacing w:before="0" w:after="110" w:line="300" w:lineRule="auto"/>
+      </w:pPr>
+      <w:r>
+        <w:rPr>
+          <w:rFonts w:ascii="Times New Roman" w:hAnsi="Times New Roman" w:eastAsia="Malgun Gothic"/>
+          <w:b/>
+          <w:i w:val="0"/>
+          <w:sz w:val="22"/>
+        </w:rPr>
+        <w:t xml:space="preserve">Лёша: </w:t>
+      </w:r>
+      <w:r>
+        <w:rPr>
+          <w:rFonts w:ascii="Times New Roman" w:hAnsi="Times New Roman" w:eastAsia="Malgun Gothic"/>
+          <w:b w:val="0"/>
+          <w:i w:val="0"/>
+          <w:sz w:val="22"/>
+        </w:rPr>
+        <w:t>Один раз, Семён Иванович. Но правильно.</w:t>
       </w:r>
     </w:p>
     <w:p>
@@ -1497,7 +1497,7 @@
           <w:i w:val="0"/>
           <w:sz w:val="22"/>
         </w:rPr>
-        <w:t>Он спросит, будь уверен. Он теперь всех спрашивает. Даже у депутата в прошлом месяце на приёме был.</w:t>
+        <w:t>Он спросит, будьте уверены. Он теперь всех спрашивает. Даже у депутата в прошлом месяце на приёме был.</w:t>
       </w:r>
     </w:p>
     <w:p>

--- a/보관본/러시아 인권변호사/Word/3부/3부_3화_지방선거_도전.docx
+++ b/보관본/러시아 인권변호사/Word/3부/3부_3화_지방선거_도전.docx
@@ -36,7 +36,7 @@
           <w:i w:val="0"/>
           <w:sz w:val="22"/>
         </w:rPr>
-        <w:t>알렉세이 “료샤” 오를로프(‘자유의 길’ 대표, 주지사 후보) / 다리야 볼코바(탐사기자) / 카탸 리시나(참모) / 아나톨리 빅토로비치 그레벤시코프(당 공동 창당자) / 바딤 올레고비치 프로호로프(지역 조정관, 영상통화) / 인나 세르게예브나 수히노바(법률고문) / 파벨 그리신(암호 채널) / 류드밀라 이고레브나 사프로노바(1부 ‘시브자보드’ 폭발 사고 희생자 유족) / 세묜 이바노비치·갈리나 두빈(1부 ‘시브자보드’ 사건 증인 부부) / 마리나 드미트리예브나 쿠즈네초바(노브텍스 노동자 대표) / 니콜라이·안나 오를로프(료샤의 부모) / 현직 주지사 게나디 볼로신(언급만)</w:t>
+        <w:t>알렉세이 “료샤” 오를로프(‘자유의 길’ 대표, 주지사 후보) / 다리야 볼코바(탐사기자) / 카탸 리시나(참모) / 아나톨리 빅토로비치 그레벤시코프(당 공동 창당자) / 바딤 올레고비치 프로호로프(지역 조정관, 영상통화) / 인나 세르게예브나 수히노바(법률고문) / 파벨 그리신(암호 채널) / 류드밀라 이고레브나 사프로노바(1부 ‘시브자보드’ 폭발 사고 희생자 유족) / 세묜 이바노비치·갈리나 두빈(1부 ‘시브자보드’ 사건 증인 부부) / 마리나 드미트리예브나 쿠즈네초바(노브텍스 노동자 대표) / 니콜라이·안나 오를로프(료샤의 부모) / 아르멘 수레노비치(모퉁이 식료품 가게 주인, 단역, 신규) / 파이나 아르카디예브나(아파트 콘시에르주, 단역, 신규) / 주민들(현관 앞 노인, 유모차를 끄는 젊은 엄마, 단역) / 현직 주지사 게나디 볼로신(언급만)</w:t>
       </w:r>
     </w:p>
     <w:p>
@@ -1582,206 +1582,13 @@
           <w:color w:val="1F3864"/>
           <w:sz w:val="26"/>
         </w:rPr>
-        <w:t>장면 5 — 마리나와의 만남, 지지 선언</w:t>
+        <w:t>장면 5 — 노보크루츠크 주택가: 현관 앞, 모퉁이 가게, 아파트 경비실</w:t>
       </w:r>
     </w:p>
     <w:p>
       <w:pPr>
         <w:spacing w:before="0" w:after="110" w:line="300" w:lineRule="auto"/>
       </w:pPr>
-      <w:r>
-        <w:rPr>
-          <w:rFonts w:ascii="Times New Roman" w:hAnsi="Times New Roman" w:eastAsia="Malgun Gothic"/>
-          <w:b/>
-          <w:i w:val="0"/>
-          <w:sz w:val="22"/>
-        </w:rPr>
-        <w:t xml:space="preserve">Марина: </w:t>
-      </w:r>
-      <w:r>
-        <w:rPr>
-          <w:rFonts w:ascii="Times New Roman" w:hAnsi="Times New Roman" w:eastAsia="Malgun Gothic"/>
-          <w:b w:val="0"/>
-          <w:i w:val="0"/>
-          <w:sz w:val="22"/>
-        </w:rPr>
-        <w:t>Алексей, «Новтекс» весь за тебя. Мы помним, кто первым не побоялся связаться с Литвиновым ради нас.</w:t>
-      </w:r>
-    </w:p>
-    <w:p>
-      <w:pPr>
-        <w:spacing w:before="0" w:after="110" w:line="300" w:lineRule="auto"/>
-      </w:pPr>
-      <w:r>
-        <w:rPr>
-          <w:rFonts w:ascii="Times New Roman" w:hAnsi="Times New Roman" w:eastAsia="Malgun Gothic"/>
-          <w:b/>
-          <w:i w:val="0"/>
-          <w:sz w:val="22"/>
-        </w:rPr>
-        <w:t xml:space="preserve">Лёша: </w:t>
-      </w:r>
-      <w:r>
-        <w:rPr>
-          <w:rFonts w:ascii="Times New Roman" w:hAnsi="Times New Roman" w:eastAsia="Malgun Gothic"/>
-          <w:b w:val="0"/>
-          <w:i w:val="0"/>
-          <w:sz w:val="22"/>
-        </w:rPr>
-        <w:t>Спасибо, Марина Дмитриевна. Это много значит.</w:t>
-      </w:r>
-    </w:p>
-    <w:p>
-      <w:pPr>
-        <w:spacing w:before="0" w:after="110" w:line="300" w:lineRule="auto"/>
-      </w:pPr>
-      <w:r>
-        <w:rPr>
-          <w:rFonts w:ascii="Times New Roman" w:hAnsi="Times New Roman" w:eastAsia="Malgun Gothic"/>
-          <w:b/>
-          <w:i w:val="0"/>
-          <w:sz w:val="22"/>
-        </w:rPr>
-        <w:t xml:space="preserve">Марина: </w:t>
-      </w:r>
-      <w:r>
-        <w:rPr>
-          <w:rFonts w:ascii="Times New Roman" w:hAnsi="Times New Roman" w:eastAsia="Malgun Gothic"/>
-          <w:b w:val="0"/>
-          <w:i w:val="0"/>
-          <w:sz w:val="22"/>
-        </w:rPr>
-        <w:t>Я организую встречу с работницами фабрики на следующей неделе, если приедешь.</w:t>
-      </w:r>
-    </w:p>
-    <w:p>
-      <w:pPr>
-        <w:spacing w:before="0" w:after="110" w:line="300" w:lineRule="auto"/>
-      </w:pPr>
-      <w:r>
-        <w:rPr>
-          <w:rFonts w:ascii="Times New Roman" w:hAnsi="Times New Roman" w:eastAsia="Malgun Gothic"/>
-          <w:b/>
-          <w:i w:val="0"/>
-          <w:sz w:val="22"/>
-        </w:rPr>
-        <w:t xml:space="preserve">Лёша: </w:t>
-      </w:r>
-      <w:r>
-        <w:rPr>
-          <w:rFonts w:ascii="Times New Roman" w:hAnsi="Times New Roman" w:eastAsia="Malgun Gothic"/>
-          <w:b w:val="0"/>
-          <w:i w:val="0"/>
-          <w:sz w:val="22"/>
-        </w:rPr>
-        <w:t>Приеду обязательно. Встречи с людьми — это то, в чём мы точно сильнее Волошина.</w:t>
-      </w:r>
-    </w:p>
-    <w:p>
-      <w:pPr>
-        <w:spacing w:before="0" w:after="110" w:line="300" w:lineRule="auto"/>
-      </w:pPr>
-      <w:r>
-        <w:rPr>
-          <w:rFonts w:ascii="Times New Roman" w:hAnsi="Times New Roman" w:eastAsia="Malgun Gothic"/>
-          <w:b/>
-          <w:i w:val="0"/>
-          <w:sz w:val="22"/>
-        </w:rPr>
-        <w:t xml:space="preserve">Марина: </w:t>
-      </w:r>
-      <w:r>
-        <w:rPr>
-          <w:rFonts w:ascii="Times New Roman" w:hAnsi="Times New Roman" w:eastAsia="Malgun Gothic"/>
-          <w:b w:val="0"/>
-          <w:i w:val="0"/>
-          <w:sz w:val="22"/>
-        </w:rPr>
-        <w:t>Кстати, слышала, что администрация уже готовит «независимых наблюдателей» на избирательные участки. Не удивлюсь, если это будут люди Волошина в штатском.</w:t>
-      </w:r>
-    </w:p>
-    <w:p>
-      <w:pPr>
-        <w:spacing w:before="0" w:after="110" w:line="300" w:lineRule="auto"/>
-      </w:pPr>
-      <w:r>
-        <w:rPr>
-          <w:rFonts w:ascii="Times New Roman" w:hAnsi="Times New Roman" w:eastAsia="Malgun Gothic"/>
-          <w:b/>
-          <w:i w:val="0"/>
-          <w:sz w:val="22"/>
-        </w:rPr>
-        <w:t xml:space="preserve">Лёша: </w:t>
-      </w:r>
-      <w:r>
-        <w:rPr>
-          <w:rFonts w:ascii="Times New Roman" w:hAnsi="Times New Roman" w:eastAsia="Malgun Gothic"/>
-          <w:b w:val="0"/>
-          <w:i w:val="0"/>
-          <w:sz w:val="22"/>
-        </w:rPr>
-        <w:t>Будем готовы. Дарья уже собирает команду журналистов и юристов для контроля за голосованием.</w:t>
-      </w:r>
-    </w:p>
-    <w:p>
-      <w:pPr>
-        <w:spacing w:before="0" w:after="110" w:line="300" w:lineRule="auto"/>
-      </w:pPr>
-      <w:r>
-        <w:rPr>
-          <w:rFonts w:ascii="Times New Roman" w:hAnsi="Times New Roman" w:eastAsia="Malgun Gothic"/>
-          <w:b/>
-          <w:i w:val="0"/>
-          <w:sz w:val="22"/>
-        </w:rPr>
-        <w:t xml:space="preserve">Марина: </w:t>
-      </w:r>
-      <w:r>
-        <w:rPr>
-          <w:rFonts w:ascii="Times New Roman" w:hAnsi="Times New Roman" w:eastAsia="Malgun Gothic"/>
-          <w:b w:val="0"/>
-          <w:i w:val="0"/>
-          <w:sz w:val="22"/>
-        </w:rPr>
-        <w:t>И ещё, Алексей. Девчонки на фабрике спрашивают: а ты про зарплаты что скажешь? Не про Литвинова, не про суды — про зарплаты.</w:t>
-      </w:r>
-    </w:p>
-    <w:p>
-      <w:pPr>
-        <w:spacing w:before="0" w:after="110" w:line="300" w:lineRule="auto"/>
-      </w:pPr>
-      <w:r>
-        <w:rPr>
-          <w:rFonts w:ascii="Times New Roman" w:hAnsi="Times New Roman" w:eastAsia="Malgun Gothic"/>
-          <w:b/>
-          <w:i w:val="0"/>
-          <w:sz w:val="22"/>
-        </w:rPr>
-        <w:t xml:space="preserve">Лёша: </w:t>
-      </w:r>
-      <w:r>
-        <w:rPr>
-          <w:rFonts w:ascii="Times New Roman" w:hAnsi="Times New Roman" w:eastAsia="Malgun Gothic"/>
-          <w:b w:val="0"/>
-          <w:i w:val="0"/>
-          <w:sz w:val="22"/>
-        </w:rPr>
-        <w:t>Скажу честно: чудес за год не будет. Но будет открытый бюджет — каждая строчка на сайте. Чтобы вы сами видели, куда уходят деньги области.</w:t>
-      </w:r>
-    </w:p>
-    <w:p>
-      <w:pPr>
-        <w:spacing w:before="0" w:after="110" w:line="300" w:lineRule="auto"/>
-      </w:pPr>
-      <w:r>
-        <w:rPr>
-          <w:rFonts w:ascii="Times New Roman" w:hAnsi="Times New Roman" w:eastAsia="Malgun Gothic"/>
-          <w:b/>
-          <w:i w:val="0"/>
-          <w:sz w:val="22"/>
-        </w:rPr>
-        <w:t xml:space="preserve">Марина: </w:t>
-      </w:r>
       <w:r>
         <w:rPr>
           <w:rFonts w:ascii="Times New Roman" w:hAnsi="Times New Roman" w:eastAsia="Malgun Gothic"/>
@@ -1790,16 +1597,7 @@
           <w:color w:val="555555"/>
           <w:sz w:val="22"/>
         </w:rPr>
-        <w:t>(усмехается)</w:t>
-      </w:r>
-      <w:r>
-        <w:rPr>
-          <w:rFonts w:ascii="Times New Roman" w:hAnsi="Times New Roman" w:eastAsia="Malgun Gothic"/>
-          <w:b w:val="0"/>
-          <w:i w:val="0"/>
-          <w:sz w:val="22"/>
-        </w:rPr>
-        <w:t xml:space="preserve"> Открытый бюджет… Ну, это хотя бы что-то новое. Остальные обещали только чудеса.</w:t>
+        <w:t>(Новокруцк, спальный район. Сырой холодный день. Лёша и Катя с папкой подписных листов идут вдоль подъездов.)</w:t>
       </w:r>
     </w:p>
     <w:p>
@@ -1814,75 +1612,6 @@
           <w:sz w:val="22"/>
         </w:rPr>
         <w:t xml:space="preserve">Лёша: </w:t>
-      </w:r>
-      <w:r>
-        <w:rPr>
-          <w:rFonts w:ascii="Times New Roman" w:hAnsi="Times New Roman" w:eastAsia="Malgun Gothic"/>
-          <w:b w:val="0"/>
-          <w:i w:val="0"/>
-          <w:sz w:val="22"/>
-        </w:rPr>
-        <w:t>Не только обещали. Кто-то из них подписывал бумаги, по которым «Новтекс» чуть не закрыли.</w:t>
-      </w:r>
-    </w:p>
-    <w:p>
-      <w:pPr>
-        <w:spacing w:before="0" w:after="110" w:line="300" w:lineRule="auto"/>
-      </w:pPr>
-      <w:r>
-        <w:rPr>
-          <w:rFonts w:ascii="Times New Roman" w:hAnsi="Times New Roman" w:eastAsia="Malgun Gothic"/>
-          <w:b/>
-          <w:i w:val="0"/>
-          <w:sz w:val="22"/>
-        </w:rPr>
-        <w:t xml:space="preserve">Марина: </w:t>
-      </w:r>
-      <w:r>
-        <w:rPr>
-          <w:rFonts w:ascii="Times New Roman" w:hAnsi="Times New Roman" w:eastAsia="Malgun Gothic"/>
-          <w:b w:val="0"/>
-          <w:i w:val="0"/>
-          <w:sz w:val="22"/>
-        </w:rPr>
-        <w:t>Помню. Я тот приказ о сокращении до сих пор храню в шкафу. Для внуков — чтобы знали, как бывает.</w:t>
-      </w:r>
-    </w:p>
-    <w:p>
-      <w:pPr>
-        <w:spacing w:before="0" w:after="110" w:line="300" w:lineRule="auto"/>
-      </w:pPr>
-      <w:r>
-        <w:rPr>
-          <w:rFonts w:ascii="Times New Roman" w:hAnsi="Times New Roman" w:eastAsia="Malgun Gothic"/>
-          <w:b/>
-          <w:i w:val="0"/>
-          <w:sz w:val="22"/>
-        </w:rPr>
-        <w:t xml:space="preserve">Лёша: </w:t>
-      </w:r>
-      <w:r>
-        <w:rPr>
-          <w:rFonts w:ascii="Times New Roman" w:hAnsi="Times New Roman" w:eastAsia="Malgun Gothic"/>
-          <w:b w:val="0"/>
-          <w:i w:val="0"/>
-          <w:sz w:val="22"/>
-        </w:rPr>
-        <w:t>Принесите его на встречу с работницами. Пусть все посмотрят, чья там подпись.</w:t>
-      </w:r>
-    </w:p>
-    <w:p>
-      <w:pPr>
-        <w:spacing w:before="0" w:after="110" w:line="300" w:lineRule="auto"/>
-      </w:pPr>
-      <w:r>
-        <w:rPr>
-          <w:rFonts w:ascii="Times New Roman" w:hAnsi="Times New Roman" w:eastAsia="Malgun Gothic"/>
-          <w:b/>
-          <w:i w:val="0"/>
-          <w:sz w:val="22"/>
-        </w:rPr>
-        <w:t xml:space="preserve">Марина: </w:t>
       </w:r>
       <w:r>
         <w:rPr>
@@ -1892,7 +1621,7 @@
           <w:color w:val="555555"/>
           <w:sz w:val="22"/>
         </w:rPr>
-        <w:t>(с азартом)</w:t>
+        <w:t>(пожилому мужчине с пакетом у подъезда)</w:t>
       </w:r>
       <w:r>
         <w:rPr>
@@ -1901,23 +1630,30 @@
           <w:i w:val="0"/>
           <w:sz w:val="22"/>
         </w:rPr>
-        <w:t xml:space="preserve"> Принесу. Там такая подпись, что сама за себя агитирует.</w:t>
+        <w:t xml:space="preserve"> Добрый день! Извините за беспокойство. Мы собираем подписи за выдвижение кандидата в губернаторы.</w:t>
       </w:r>
     </w:p>
     <w:p>
       <w:pPr>
-        <w:keepNext/>
-        <w:spacing w:before="320" w:after="140"/>
+        <w:spacing w:before="0" w:after="110" w:line="300" w:lineRule="auto"/>
       </w:pPr>
       <w:r>
         <w:rPr>
           <w:rFonts w:ascii="Times New Roman" w:hAnsi="Times New Roman" w:eastAsia="Malgun Gothic"/>
           <w:b/>
           <w:i w:val="0"/>
-          <w:color w:val="1F3864"/>
-          <w:sz w:val="26"/>
-        </w:rPr>
-        <w:t>장면 6 — 볼로신 측의 첫 방해</w:t>
+          <w:sz w:val="22"/>
+        </w:rPr>
+        <w:t xml:space="preserve">Жилец: </w:t>
+      </w:r>
+      <w:r>
+        <w:rPr>
+          <w:rFonts w:ascii="Times New Roman" w:hAnsi="Times New Roman" w:eastAsia="Malgun Gothic"/>
+          <w:b w:val="0"/>
+          <w:i w:val="0"/>
+          <w:sz w:val="22"/>
+        </w:rPr>
+        <w:t>Какого ещё кандидата?</w:t>
       </w:r>
     </w:p>
     <w:p>
@@ -1931,7 +1667,7 @@
           <w:i w:val="0"/>
           <w:sz w:val="22"/>
         </w:rPr>
-        <w:t xml:space="preserve">Катя: </w:t>
+        <w:t xml:space="preserve">Лёша: </w:t>
       </w:r>
       <w:r>
         <w:rPr>
@@ -1940,7 +1676,7 @@
           <w:i w:val="0"/>
           <w:sz w:val="22"/>
         </w:rPr>
-        <w:t>Алексей Николаевич, плохие новости. Избирком отклонил тысячу двести подписей из Новокруцкого района — формально из-за «неверного формата даты».</w:t>
+        <w:t>Меня. Орлов, «Свободный путь».</w:t>
       </w:r>
     </w:p>
     <w:p>
@@ -1954,53 +1690,7 @@
           <w:i w:val="0"/>
           <w:sz w:val="22"/>
         </w:rPr>
-        <w:t xml:space="preserve">Лёша: </w:t>
-      </w:r>
-      <w:r>
-        <w:rPr>
-          <w:rFonts w:ascii="Times New Roman" w:hAnsi="Times New Roman" w:eastAsia="Malgun Gothic"/>
-          <w:b w:val="0"/>
-          <w:i w:val="0"/>
-          <w:sz w:val="22"/>
-        </w:rPr>
-        <w:t>Тысячу двести? Это же почти треть собранного там!</w:t>
-      </w:r>
-    </w:p>
-    <w:p>
-      <w:pPr>
-        <w:spacing w:before="0" w:after="110" w:line="300" w:lineRule="auto"/>
-      </w:pPr>
-      <w:r>
-        <w:rPr>
-          <w:rFonts w:ascii="Times New Roman" w:hAnsi="Times New Roman" w:eastAsia="Malgun Gothic"/>
-          <w:b/>
-          <w:i w:val="0"/>
-          <w:sz w:val="22"/>
-        </w:rPr>
-        <w:t xml:space="preserve">Катя: </w:t>
-      </w:r>
-      <w:r>
-        <w:rPr>
-          <w:rFonts w:ascii="Times New Roman" w:hAnsi="Times New Roman" w:eastAsia="Malgun Gothic"/>
-          <w:b w:val="0"/>
-          <w:i w:val="0"/>
-          <w:sz w:val="22"/>
-        </w:rPr>
-        <w:t>Знаю. Избирком явно тянет время.</w:t>
-      </w:r>
-    </w:p>
-    <w:p>
-      <w:pPr>
-        <w:spacing w:before="0" w:after="110" w:line="300" w:lineRule="auto"/>
-      </w:pPr>
-      <w:r>
-        <w:rPr>
-          <w:rFonts w:ascii="Times New Roman" w:hAnsi="Times New Roman" w:eastAsia="Malgun Gothic"/>
-          <w:b/>
-          <w:i w:val="0"/>
-          <w:sz w:val="22"/>
-        </w:rPr>
-        <w:t xml:space="preserve">Сухинова: </w:t>
+        <w:t xml:space="preserve">Жилец: </w:t>
       </w:r>
       <w:r>
         <w:rPr>
@@ -2010,7 +1700,7 @@
           <w:color w:val="555555"/>
           <w:sz w:val="22"/>
         </w:rPr>
-        <w:t>(входит с папкой)</w:t>
+        <w:t>(прищуривается)</w:t>
       </w:r>
       <w:r>
         <w:rPr>
@@ -2019,7 +1709,7 @@
           <w:i w:val="0"/>
           <w:sz w:val="22"/>
         </w:rPr>
-        <w:t xml:space="preserve"> Отказ незаконен по двум пунктам из трёх. Но выигрывать суд — это недели. У нас их нет.</w:t>
+        <w:t xml:space="preserve"> А-а, это вы, которого по телевизору… Нет уж, увольте. Я в политику не лезу. Сорок лет не лез — и дальше не буду.</w:t>
       </w:r>
     </w:p>
     <w:p>
@@ -2042,7 +1732,7 @@
           <w:i w:val="0"/>
           <w:sz w:val="22"/>
         </w:rPr>
-        <w:t>Что предлагаете, Инна Сергеевна?</w:t>
+        <w:t>Понимаю. Дело хозяйское. Хорошего вам дня.</w:t>
       </w:r>
     </w:p>
     <w:p>
@@ -2056,76 +1746,7 @@
           <w:i w:val="0"/>
           <w:sz w:val="22"/>
         </w:rPr>
-        <w:t xml:space="preserve">Сухинова: </w:t>
-      </w:r>
-      <w:r>
-        <w:rPr>
-          <w:rFonts w:ascii="Times New Roman" w:hAnsi="Times New Roman" w:eastAsia="Malgun Gothic"/>
-          <w:b w:val="0"/>
-          <w:i w:val="0"/>
-          <w:sz w:val="22"/>
-        </w:rPr>
-        <w:t>Жалобу подаю сегодня — для протокола. А параллельно по закону у нас есть право досдать подписи в течение пяти дней после уведомления об отказе. Это быстрее любого суда.</w:t>
-      </w:r>
-    </w:p>
-    <w:p>
-      <w:pPr>
-        <w:spacing w:before="0" w:after="110" w:line="300" w:lineRule="auto"/>
-      </w:pPr>
-      <w:r>
-        <w:rPr>
-          <w:rFonts w:ascii="Times New Roman" w:hAnsi="Times New Roman" w:eastAsia="Malgun Gothic"/>
-          <w:b/>
-          <w:i w:val="0"/>
-          <w:sz w:val="22"/>
-        </w:rPr>
-        <w:t xml:space="preserve">Лёша: </w:t>
-      </w:r>
-      <w:r>
-        <w:rPr>
-          <w:rFonts w:ascii="Times New Roman" w:hAnsi="Times New Roman" w:eastAsia="Malgun Gothic"/>
-          <w:b w:val="0"/>
-          <w:i w:val="0"/>
-          <w:sz w:val="22"/>
-        </w:rPr>
-        <w:t>Тогда организуем экстренный сбор в тех же районах. Дадим им меньше поводов придраться.</w:t>
-      </w:r>
-    </w:p>
-    <w:p>
-      <w:pPr>
-        <w:spacing w:before="0" w:after="110" w:line="300" w:lineRule="auto"/>
-      </w:pPr>
-      <w:r>
-        <w:rPr>
-          <w:rFonts w:ascii="Times New Roman" w:hAnsi="Times New Roman" w:eastAsia="Malgun Gothic"/>
-          <w:b/>
-          <w:i w:val="0"/>
-          <w:sz w:val="22"/>
-        </w:rPr>
-        <w:t xml:space="preserve">Катя: </w:t>
-      </w:r>
-      <w:r>
-        <w:rPr>
-          <w:rFonts w:ascii="Times New Roman" w:hAnsi="Times New Roman" w:eastAsia="Malgun Gothic"/>
-          <w:b w:val="0"/>
-          <w:i w:val="0"/>
-          <w:sz w:val="22"/>
-        </w:rPr>
-        <w:t>Пять дней — это впритык. Людей, чьи подписи сняли, нужно найти заново. Половина из них в деревнях.</w:t>
-      </w:r>
-    </w:p>
-    <w:p>
-      <w:pPr>
-        <w:spacing w:before="0" w:after="110" w:line="300" w:lineRule="auto"/>
-      </w:pPr>
-      <w:r>
-        <w:rPr>
-          <w:rFonts w:ascii="Times New Roman" w:hAnsi="Times New Roman" w:eastAsia="Malgun Gothic"/>
-          <w:b/>
-          <w:i w:val="0"/>
-          <w:sz w:val="22"/>
-        </w:rPr>
-        <w:t xml:space="preserve">Прохоров: </w:t>
+        <w:t xml:space="preserve">Жилец: </w:t>
       </w:r>
       <w:r>
         <w:rPr>
@@ -2135,7 +1756,7 @@
           <w:color w:val="555555"/>
           <w:sz w:val="22"/>
         </w:rPr>
-        <w:t>(по видеосвязи)</w:t>
+        <w:t>(уже у двери, неожиданно)</w:t>
       </w:r>
       <w:r>
         <w:rPr>
@@ -2144,68 +1765,13 @@
           <w:i w:val="0"/>
           <w:sz w:val="22"/>
         </w:rPr>
-        <w:t xml:space="preserve"> У меня двадцать машин от волонтёров. Разобьём районы на квадраты, к вечеру пришлю план.</w:t>
+        <w:t xml:space="preserve"> И вам. Только листовки в ящик не суйте. У меня от них ящик не закрывается.</w:t>
       </w:r>
     </w:p>
     <w:p>
       <w:pPr>
         <w:spacing w:before="0" w:after="110" w:line="300" w:lineRule="auto"/>
       </w:pPr>
-      <w:r>
-        <w:rPr>
-          <w:rFonts w:ascii="Times New Roman" w:hAnsi="Times New Roman" w:eastAsia="Malgun Gothic"/>
-          <w:b/>
-          <w:i w:val="0"/>
-          <w:sz w:val="22"/>
-        </w:rPr>
-        <w:t xml:space="preserve">Лёша: </w:t>
-      </w:r>
-      <w:r>
-        <w:rPr>
-          <w:rFonts w:ascii="Times New Roman" w:hAnsi="Times New Roman" w:eastAsia="Malgun Gothic"/>
-          <w:b w:val="0"/>
-          <w:i w:val="0"/>
-          <w:sz w:val="22"/>
-        </w:rPr>
-        <w:t>И скажите людям, почему мы пришли второй раз. Не прячьте, что комиссия отказала. Пусть знают.</w:t>
-      </w:r>
-    </w:p>
-    <w:p>
-      <w:pPr>
-        <w:spacing w:before="0" w:after="110" w:line="300" w:lineRule="auto"/>
-      </w:pPr>
-      <w:r>
-        <w:rPr>
-          <w:rFonts w:ascii="Times New Roman" w:hAnsi="Times New Roman" w:eastAsia="Malgun Gothic"/>
-          <w:b/>
-          <w:i w:val="0"/>
-          <w:sz w:val="22"/>
-        </w:rPr>
-        <w:t xml:space="preserve">Сухинова: </w:t>
-      </w:r>
-      <w:r>
-        <w:rPr>
-          <w:rFonts w:ascii="Times New Roman" w:hAnsi="Times New Roman" w:eastAsia="Malgun Gothic"/>
-          <w:b w:val="0"/>
-          <w:i w:val="0"/>
-          <w:sz w:val="22"/>
-        </w:rPr>
-        <w:t>Это правильно и юридически: чем больше людей знает об отказе, тем труднее избиркому повторить трюк.</w:t>
-      </w:r>
-    </w:p>
-    <w:p>
-      <w:pPr>
-        <w:spacing w:before="0" w:after="110" w:line="300" w:lineRule="auto"/>
-      </w:pPr>
-      <w:r>
-        <w:rPr>
-          <w:rFonts w:ascii="Times New Roman" w:hAnsi="Times New Roman" w:eastAsia="Malgun Gothic"/>
-          <w:b/>
-          <w:i w:val="0"/>
-          <w:sz w:val="22"/>
-        </w:rPr>
-        <w:t xml:space="preserve">Катя: </w:t>
-      </w:r>
       <w:r>
         <w:rPr>
           <w:rFonts w:ascii="Times New Roman" w:hAnsi="Times New Roman" w:eastAsia="Malgun Gothic"/>
@@ -2214,47 +1780,13 @@
           <w:color w:val="555555"/>
           <w:sz w:val="22"/>
         </w:rPr>
-        <w:t>(уже набирает номер)</w:t>
-      </w:r>
-      <w:r>
-        <w:rPr>
-          <w:rFonts w:ascii="Times New Roman" w:hAnsi="Times New Roman" w:eastAsia="Malgun Gothic"/>
-          <w:b w:val="0"/>
-          <w:i w:val="0"/>
-          <w:sz w:val="22"/>
-        </w:rPr>
-        <w:t xml:space="preserve"> Начинаю с Ольховки. Там сняли больше всего.</w:t>
+        <w:t>(Катя кивает и прячет пачку листовок обратно в сумку.)</w:t>
       </w:r>
     </w:p>
     <w:p>
       <w:pPr>
-        <w:keepNext/>
-        <w:spacing w:before="320" w:after="140"/>
-      </w:pPr>
-      <w:r>
-        <w:rPr>
-          <w:rFonts w:ascii="Times New Roman" w:hAnsi="Times New Roman" w:eastAsia="Malgun Gothic"/>
-          <w:b/>
-          <w:i w:val="0"/>
-          <w:color w:val="1F3864"/>
-          <w:sz w:val="26"/>
-        </w:rPr>
-        <w:t>장면 7 — 파벨의 원격 지원</w:t>
-      </w:r>
-    </w:p>
-    <w:p>
-      <w:pPr>
         <w:spacing w:before="0" w:after="110" w:line="300" w:lineRule="auto"/>
       </w:pPr>
-      <w:r>
-        <w:rPr>
-          <w:rFonts w:ascii="Times New Roman" w:hAnsi="Times New Roman" w:eastAsia="Malgun Gothic"/>
-          <w:b/>
-          <w:i w:val="0"/>
-          <w:sz w:val="22"/>
-        </w:rPr>
-        <w:t xml:space="preserve">Павел: </w:t>
-      </w:r>
       <w:r>
         <w:rPr>
           <w:rFonts w:ascii="Times New Roman" w:hAnsi="Times New Roman" w:eastAsia="Malgun Gothic"/>
@@ -2263,16 +1795,7 @@
           <w:color w:val="555555"/>
           <w:sz w:val="22"/>
         </w:rPr>
-        <w:t>(по зашифрованному каналу)</w:t>
-      </w:r>
-      <w:r>
-        <w:rPr>
-          <w:rFonts w:ascii="Times New Roman" w:hAnsi="Times New Roman" w:eastAsia="Malgun Gothic"/>
-          <w:b w:val="0"/>
-          <w:i w:val="0"/>
-          <w:sz w:val="22"/>
-        </w:rPr>
-        <w:t xml:space="preserve"> Лёша, узнал через старые контакты — отказ по подписям в Новокруцком районе спустили сверху. Не случайность.</w:t>
+        <w:t>(Мимо идёт молодая женщина с коляской.)</w:t>
       </w:r>
     </w:p>
     <w:p>
@@ -2286,7 +1809,7 @@
           <w:i w:val="0"/>
           <w:sz w:val="22"/>
         </w:rPr>
-        <w:t xml:space="preserve">Лёша: </w:t>
+        <w:t xml:space="preserve">Женщина с коляской: </w:t>
       </w:r>
       <w:r>
         <w:rPr>
@@ -2295,7 +1818,7 @@
           <w:i w:val="0"/>
           <w:sz w:val="22"/>
         </w:rPr>
-        <w:t>Источник надёжный?</w:t>
+        <w:t>Ой, вы подписи собираете? А это быстро? А то малой сейчас проснётся.</w:t>
       </w:r>
     </w:p>
     <w:p>
@@ -2309,7 +1832,7 @@
           <w:i w:val="0"/>
           <w:sz w:val="22"/>
         </w:rPr>
-        <w:t xml:space="preserve">Павел: </w:t>
+        <w:t xml:space="preserve">Катя: </w:t>
       </w:r>
       <w:r>
         <w:rPr>
@@ -2318,7 +1841,7 @@
           <w:i w:val="0"/>
           <w:sz w:val="22"/>
         </w:rPr>
-        <w:t>Достаточно надёжный. И ещё — готовься: на дебатах Волошин попытается поднять тему финансирования «Свободного пути» из-за рубежа. У них уже есть заготовленные «документы», по большей части сфабрикованные.</w:t>
+        <w:t>Минуты две. Паспорт с собой?</w:t>
       </w:r>
     </w:p>
     <w:p>
@@ -2332,7 +1855,7 @@
           <w:i w:val="0"/>
           <w:sz w:val="22"/>
         </w:rPr>
-        <w:t xml:space="preserve">Лёша: </w:t>
+        <w:t xml:space="preserve">Женщина с коляской: </w:t>
       </w:r>
       <w:r>
         <w:rPr>
@@ -2341,136 +1864,7 @@
           <w:i w:val="0"/>
           <w:sz w:val="22"/>
         </w:rPr>
-        <w:t>Спасибо за предупреждение, Паша.</w:t>
-      </w:r>
-    </w:p>
-    <w:p>
-      <w:pPr>
-        <w:spacing w:before="0" w:after="110" w:line="300" w:lineRule="auto"/>
-      </w:pPr>
-      <w:r>
-        <w:rPr>
-          <w:rFonts w:ascii="Times New Roman" w:hAnsi="Times New Roman" w:eastAsia="Malgun Gothic"/>
-          <w:b/>
-          <w:i w:val="0"/>
-          <w:sz w:val="22"/>
-        </w:rPr>
-        <w:t xml:space="preserve">Павел: </w:t>
-      </w:r>
-      <w:r>
-        <w:rPr>
-          <w:rFonts w:ascii="Times New Roman" w:hAnsi="Times New Roman" w:eastAsia="Malgun Gothic"/>
-          <w:b w:val="0"/>
-          <w:i w:val="0"/>
-          <w:sz w:val="22"/>
-        </w:rPr>
-        <w:t>Не за что. Просто… делаю то немногое, что могу.</w:t>
-      </w:r>
-    </w:p>
-    <w:p>
-      <w:pPr>
-        <w:spacing w:before="0" w:after="110" w:line="300" w:lineRule="auto"/>
-      </w:pPr>
-      <w:r>
-        <w:rPr>
-          <w:rFonts w:ascii="Times New Roman" w:hAnsi="Times New Roman" w:eastAsia="Malgun Gothic"/>
-          <w:b/>
-          <w:i w:val="0"/>
-          <w:sz w:val="22"/>
-        </w:rPr>
-        <w:t xml:space="preserve">Лёша: </w:t>
-      </w:r>
-      <w:r>
-        <w:rPr>
-          <w:rFonts w:ascii="Times New Roman" w:hAnsi="Times New Roman" w:eastAsia="Malgun Gothic"/>
-          <w:b w:val="0"/>
-          <w:i w:val="0"/>
-          <w:sz w:val="22"/>
-        </w:rPr>
-        <w:t>Откуда знаешь про «документы»?</w:t>
-      </w:r>
-    </w:p>
-    <w:p>
-      <w:pPr>
-        <w:spacing w:before="0" w:after="110" w:line="300" w:lineRule="auto"/>
-      </w:pPr>
-      <w:r>
-        <w:rPr>
-          <w:rFonts w:ascii="Times New Roman" w:hAnsi="Times New Roman" w:eastAsia="Malgun Gothic"/>
-          <w:b/>
-          <w:i w:val="0"/>
-          <w:sz w:val="22"/>
-        </w:rPr>
-        <w:t xml:space="preserve">Павел: </w:t>
-      </w:r>
-      <w:r>
-        <w:rPr>
-          <w:rFonts w:ascii="Times New Roman" w:hAnsi="Times New Roman" w:eastAsia="Malgun Gothic"/>
-          <w:b w:val="0"/>
-          <w:i w:val="0"/>
-          <w:sz w:val="22"/>
-        </w:rPr>
-        <w:t>Один мой бывший клиент печатает для них. Типография. Попросили сделать «банковские выписки» на старой бумаге. Он испугался и пришёл ко мне — думал, я всё ещё работаю с холдингом.</w:t>
-      </w:r>
-    </w:p>
-    <w:p>
-      <w:pPr>
-        <w:spacing w:before="0" w:after="110" w:line="300" w:lineRule="auto"/>
-      </w:pPr>
-      <w:r>
-        <w:rPr>
-          <w:rFonts w:ascii="Times New Roman" w:hAnsi="Times New Roman" w:eastAsia="Malgun Gothic"/>
-          <w:b/>
-          <w:i w:val="0"/>
-          <w:sz w:val="22"/>
-        </w:rPr>
-        <w:t xml:space="preserve">Лёша: </w:t>
-      </w:r>
-      <w:r>
-        <w:rPr>
-          <w:rFonts w:ascii="Times New Roman" w:hAnsi="Times New Roman" w:eastAsia="Malgun Gothic"/>
-          <w:b w:val="0"/>
-          <w:i w:val="0"/>
-          <w:sz w:val="22"/>
-        </w:rPr>
-        <w:t>И что ты ему сказал?</w:t>
-      </w:r>
-    </w:p>
-    <w:p>
-      <w:pPr>
-        <w:spacing w:before="0" w:after="110" w:line="300" w:lineRule="auto"/>
-      </w:pPr>
-      <w:r>
-        <w:rPr>
-          <w:rFonts w:ascii="Times New Roman" w:hAnsi="Times New Roman" w:eastAsia="Malgun Gothic"/>
-          <w:b/>
-          <w:i w:val="0"/>
-          <w:sz w:val="22"/>
-        </w:rPr>
-        <w:t xml:space="preserve">Павел: </w:t>
-      </w:r>
-      <w:r>
-        <w:rPr>
-          <w:rFonts w:ascii="Times New Roman" w:hAnsi="Times New Roman" w:eastAsia="Malgun Gothic"/>
-          <w:b w:val="0"/>
-          <w:i w:val="0"/>
-          <w:sz w:val="22"/>
-        </w:rPr>
-        <w:t>Что лучше ему заболеть на две недели. Он, кажется, так и сделал.</w:t>
-      </w:r>
-    </w:p>
-    <w:p>
-      <w:pPr>
-        <w:spacing w:before="0" w:after="110" w:line="300" w:lineRule="auto"/>
-      </w:pPr>
-      <w:r>
-        <w:rPr>
-          <w:rFonts w:ascii="Times New Roman" w:hAnsi="Times New Roman" w:eastAsia="Malgun Gothic"/>
-          <w:b/>
-          <w:i w:val="0"/>
-          <w:sz w:val="22"/>
-        </w:rPr>
-        <w:t xml:space="preserve">Лёша: </w:t>
+        <w:t xml:space="preserve">Где-то был… </w:t>
       </w:r>
       <w:r>
         <w:rPr>
@@ -2480,7 +1874,7 @@
           <w:color w:val="555555"/>
           <w:sz w:val="22"/>
         </w:rPr>
-        <w:t>(пауза)</w:t>
+        <w:t>(роется в сумке)</w:t>
       </w:r>
       <w:r>
         <w:rPr>
@@ -2489,7 +1883,7 @@
           <w:i w:val="0"/>
           <w:sz w:val="22"/>
         </w:rPr>
-        <w:t xml:space="preserve"> Как Маша?</w:t>
+        <w:t xml:space="preserve"> Подержите коляску, а то укатится.</w:t>
       </w:r>
     </w:p>
     <w:p>
@@ -2503,7 +1897,7 @@
           <w:i w:val="0"/>
           <w:sz w:val="22"/>
         </w:rPr>
-        <w:t xml:space="preserve">Павел: </w:t>
+        <w:t xml:space="preserve">Лёша: </w:t>
       </w:r>
       <w:r>
         <w:rPr>
@@ -2513,7 +1907,7 @@
           <w:color w:val="555555"/>
           <w:sz w:val="22"/>
         </w:rPr>
-        <w:t>(удивлённо, потом тепло)</w:t>
+        <w:t>(берётся за ручку коляски)</w:t>
       </w:r>
       <w:r>
         <w:rPr>
@@ -2522,23 +1916,30 @@
           <w:i w:val="0"/>
           <w:sz w:val="22"/>
         </w:rPr>
-        <w:t xml:space="preserve"> Нормально. Пинается уже. То есть не Маша — ребёнок.</w:t>
+        <w:t xml:space="preserve"> Держу. Сколько ему?</w:t>
       </w:r>
     </w:p>
     <w:p>
       <w:pPr>
-        <w:keepNext/>
-        <w:spacing w:before="320" w:after="140"/>
+        <w:spacing w:before="0" w:after="110" w:line="300" w:lineRule="auto"/>
       </w:pPr>
       <w:r>
         <w:rPr>
           <w:rFonts w:ascii="Times New Roman" w:hAnsi="Times New Roman" w:eastAsia="Malgun Gothic"/>
           <w:b/>
           <w:i w:val="0"/>
-          <w:color w:val="1F3864"/>
-          <w:sz w:val="26"/>
-        </w:rPr>
-        <w:t>장면 8 — 부모님, 첫 집회 참석</w:t>
+          <w:sz w:val="22"/>
+        </w:rPr>
+        <w:t xml:space="preserve">Женщина с коляской: </w:t>
+      </w:r>
+      <w:r>
+        <w:rPr>
+          <w:rFonts w:ascii="Times New Roman" w:hAnsi="Times New Roman" w:eastAsia="Malgun Gothic"/>
+          <w:b w:val="0"/>
+          <w:i w:val="0"/>
+          <w:sz w:val="22"/>
+        </w:rPr>
+        <w:t>Восемь месяцев. Зубы режутся, всю ночь не спали.</w:t>
       </w:r>
     </w:p>
     <w:p>
@@ -2552,7 +1953,30 @@
           <w:i w:val="0"/>
           <w:sz w:val="22"/>
         </w:rPr>
-        <w:t xml:space="preserve">Николай: </w:t>
+        <w:t xml:space="preserve">Лёша: </w:t>
+      </w:r>
+      <w:r>
+        <w:rPr>
+          <w:rFonts w:ascii="Times New Roman" w:hAnsi="Times New Roman" w:eastAsia="Malgun Gothic"/>
+          <w:b w:val="0"/>
+          <w:i w:val="0"/>
+          <w:sz w:val="22"/>
+        </w:rPr>
+        <w:t>Сочувствую. Дату — только цифрами, как в образце, вот здесь.</w:t>
+      </w:r>
+    </w:p>
+    <w:p>
+      <w:pPr>
+        <w:spacing w:before="0" w:after="110" w:line="300" w:lineRule="auto"/>
+      </w:pPr>
+      <w:r>
+        <w:rPr>
+          <w:rFonts w:ascii="Times New Roman" w:hAnsi="Times New Roman" w:eastAsia="Malgun Gothic"/>
+          <w:b/>
+          <w:i w:val="0"/>
+          <w:sz w:val="22"/>
+        </w:rPr>
+        <w:t xml:space="preserve">Женщина с коляской: </w:t>
       </w:r>
       <w:r>
         <w:rPr>
@@ -2562,7 +1986,7 @@
           <w:color w:val="555555"/>
           <w:sz w:val="22"/>
         </w:rPr>
-        <w:t>(на митинге в Новокруцке, тихо жене)</w:t>
+        <w:t>(расписывается)</w:t>
       </w:r>
       <w:r>
         <w:rPr>
@@ -2571,7 +1995,7 @@
           <w:i w:val="0"/>
           <w:sz w:val="22"/>
         </w:rPr>
-        <w:t xml:space="preserve"> Аня, посмотри на него. Помнишь, как он трясся на площади Революции пару лет назад?</w:t>
+        <w:t xml:space="preserve"> Так? Всё, бегу. Удачи вам!</w:t>
       </w:r>
     </w:p>
     <w:p>
@@ -2585,7 +2009,7 @@
           <w:i w:val="0"/>
           <w:sz w:val="22"/>
         </w:rPr>
-        <w:t xml:space="preserve">Анна: </w:t>
+        <w:t xml:space="preserve">Лёша: </w:t>
       </w:r>
       <w:r>
         <w:rPr>
@@ -2594,68 +2018,13 @@
           <w:i w:val="0"/>
           <w:sz w:val="22"/>
         </w:rPr>
-        <w:t>Помню. А теперь стоит уверенно, как будто рождён для этого.</w:t>
+        <w:t>Спасибо. Пусть зубы поскорее прорежутся.</w:t>
       </w:r>
     </w:p>
     <w:p>
       <w:pPr>
         <w:spacing w:before="0" w:after="110" w:line="300" w:lineRule="auto"/>
       </w:pPr>
-      <w:r>
-        <w:rPr>
-          <w:rFonts w:ascii="Times New Roman" w:hAnsi="Times New Roman" w:eastAsia="Malgun Gothic"/>
-          <w:b/>
-          <w:i w:val="0"/>
-          <w:sz w:val="22"/>
-        </w:rPr>
-        <w:t xml:space="preserve">Николай: </w:t>
-      </w:r>
-      <w:r>
-        <w:rPr>
-          <w:rFonts w:ascii="Times New Roman" w:hAnsi="Times New Roman" w:eastAsia="Malgun Gothic"/>
-          <w:b w:val="0"/>
-          <w:i w:val="0"/>
-          <w:sz w:val="22"/>
-        </w:rPr>
-        <w:t>Может, и рождён. Хотя, видит бог, я предпочёл бы для него профессию поспокойнее.</w:t>
-      </w:r>
-    </w:p>
-    <w:p>
-      <w:pPr>
-        <w:spacing w:before="0" w:after="110" w:line="300" w:lineRule="auto"/>
-      </w:pPr>
-      <w:r>
-        <w:rPr>
-          <w:rFonts w:ascii="Times New Roman" w:hAnsi="Times New Roman" w:eastAsia="Malgun Gothic"/>
-          <w:b/>
-          <w:i w:val="0"/>
-          <w:sz w:val="22"/>
-        </w:rPr>
-        <w:t xml:space="preserve">Анна: </w:t>
-      </w:r>
-      <w:r>
-        <w:rPr>
-          <w:rFonts w:ascii="Times New Roman" w:hAnsi="Times New Roman" w:eastAsia="Malgun Gothic"/>
-          <w:b w:val="0"/>
-          <w:i w:val="0"/>
-          <w:sz w:val="22"/>
-        </w:rPr>
-        <w:t>Коля, ты гордишься им. Просто признай это вслух хоть раз.</w:t>
-      </w:r>
-    </w:p>
-    <w:p>
-      <w:pPr>
-        <w:spacing w:before="0" w:after="110" w:line="300" w:lineRule="auto"/>
-      </w:pPr>
-      <w:r>
-        <w:rPr>
-          <w:rFonts w:ascii="Times New Roman" w:hAnsi="Times New Roman" w:eastAsia="Malgun Gothic"/>
-          <w:b/>
-          <w:i w:val="0"/>
-          <w:sz w:val="22"/>
-        </w:rPr>
-        <w:t xml:space="preserve">Николай: </w:t>
-      </w:r>
       <w:r>
         <w:rPr>
           <w:rFonts w:ascii="Times New Roman" w:hAnsi="Times New Roman" w:eastAsia="Malgun Gothic"/>
@@ -2664,16 +2033,7 @@
           <w:color w:val="555555"/>
           <w:sz w:val="22"/>
         </w:rPr>
-        <w:t>(пауза, с трудом)</w:t>
-      </w:r>
-      <w:r>
-        <w:rPr>
-          <w:rFonts w:ascii="Times New Roman" w:hAnsi="Times New Roman" w:eastAsia="Malgun Gothic"/>
-          <w:b w:val="0"/>
-          <w:i w:val="0"/>
-          <w:sz w:val="22"/>
-        </w:rPr>
-        <w:t xml:space="preserve"> Горжусь. Очень горжусь. Просто боюсь произносить это вслух — как будто сглажу.</w:t>
+        <w:t>(Продуктовый магазинчик на углу. За прилавком — хозяин, Армен Суренович.)</w:t>
       </w:r>
     </w:p>
     <w:p>
@@ -2687,7 +2047,53 @@
           <w:i w:val="0"/>
           <w:sz w:val="22"/>
         </w:rPr>
+        <w:t xml:space="preserve">Армен: </w:t>
+      </w:r>
+      <w:r>
+        <w:rPr>
+          <w:rFonts w:ascii="Times New Roman" w:hAnsi="Times New Roman" w:eastAsia="Malgun Gothic"/>
+          <w:b w:val="0"/>
+          <w:i w:val="0"/>
+          <w:sz w:val="22"/>
+        </w:rPr>
+        <w:t>Заходите, заходите, не стойте в дверях — холод напустите. Чем могу?</w:t>
+      </w:r>
+    </w:p>
+    <w:p>
+      <w:pPr>
+        <w:spacing w:before="0" w:after="110" w:line="300" w:lineRule="auto"/>
+      </w:pPr>
+      <w:r>
+        <w:rPr>
+          <w:rFonts w:ascii="Times New Roman" w:hAnsi="Times New Roman" w:eastAsia="Malgun Gothic"/>
+          <w:b/>
+          <w:i w:val="0"/>
+          <w:sz w:val="22"/>
+        </w:rPr>
         <w:t xml:space="preserve">Лёша: </w:t>
+      </w:r>
+      <w:r>
+        <w:rPr>
+          <w:rFonts w:ascii="Times New Roman" w:hAnsi="Times New Roman" w:eastAsia="Malgun Gothic"/>
+          <w:b w:val="0"/>
+          <w:i w:val="0"/>
+          <w:sz w:val="22"/>
+        </w:rPr>
+        <w:t>Добрый день. Нам две бутылки воды. И, если позволите, один вопрос не по покупкам.</w:t>
+      </w:r>
+    </w:p>
+    <w:p>
+      <w:pPr>
+        <w:spacing w:before="0" w:after="110" w:line="300" w:lineRule="auto"/>
+      </w:pPr>
+      <w:r>
+        <w:rPr>
+          <w:rFonts w:ascii="Times New Roman" w:hAnsi="Times New Roman" w:eastAsia="Malgun Gothic"/>
+          <w:b/>
+          <w:i w:val="0"/>
+          <w:sz w:val="22"/>
+        </w:rPr>
+        <w:t xml:space="preserve">Армен: </w:t>
       </w:r>
       <w:r>
         <w:rPr>
@@ -2697,7 +2103,7 @@
           <w:color w:val="555555"/>
           <w:sz w:val="22"/>
         </w:rPr>
-        <w:t>(замечает родителей в толпе, машет рукой, продолжая речь)</w:t>
+        <w:t>(ставит воду на прилавок)</w:t>
       </w:r>
       <w:r>
         <w:rPr>
@@ -2706,7 +2112,7 @@
           <w:i w:val="0"/>
           <w:sz w:val="22"/>
         </w:rPr>
-        <w:t xml:space="preserve"> …Лермонтов писал: «Люблю отчизну я, но странною любовью!» Я долго не понимал этой строчки. Теперь понимаю: странная любовь — это когда любишь свою землю и поэтому не можешь молчать о том, что с ней делают.</w:t>
+        <w:t xml:space="preserve"> Вопрос бесплатно, вода — шестьдесят. Слушаю.</w:t>
       </w:r>
     </w:p>
     <w:p>
@@ -2729,13 +2135,22 @@
           <w:i w:val="0"/>
           <w:sz w:val="22"/>
         </w:rPr>
-        <w:t>…И когда меня спрашивают, зачем мне всё это, я отвечаю просто: ради людей вроде моих родителей, которые всю жизнь честно работали в этом городе и заслуживают руководителя, который их не предаст.</w:t>
+        <w:t>Можно у вас на прилавке подписной лист оставить? Вдруг кто из покупателей захочет.</w:t>
       </w:r>
     </w:p>
     <w:p>
       <w:pPr>
         <w:spacing w:before="0" w:after="110" w:line="300" w:lineRule="auto"/>
       </w:pPr>
+      <w:r>
+        <w:rPr>
+          <w:rFonts w:ascii="Times New Roman" w:hAnsi="Times New Roman" w:eastAsia="Malgun Gothic"/>
+          <w:b/>
+          <w:i w:val="0"/>
+          <w:sz w:val="22"/>
+        </w:rPr>
+        <w:t xml:space="preserve">Армен: </w:t>
+      </w:r>
       <w:r>
         <w:rPr>
           <w:rFonts w:ascii="Times New Roman" w:hAnsi="Times New Roman" w:eastAsia="Malgun Gothic"/>
@@ -2744,7 +2159,16 @@
           <w:color w:val="555555"/>
           <w:sz w:val="22"/>
         </w:rPr>
-        <w:t>(после митинга Лёша пробирается сквозь толпу к родителям)</w:t>
+        <w:t>(чешет затылок)</w:t>
+      </w:r>
+      <w:r>
+        <w:rPr>
+          <w:rFonts w:ascii="Times New Roman" w:hAnsi="Times New Roman" w:eastAsia="Malgun Gothic"/>
+          <w:b w:val="0"/>
+          <w:i w:val="0"/>
+          <w:sz w:val="22"/>
+        </w:rPr>
+        <w:t xml:space="preserve"> Лист оставить… Я человек торговый. Ко мне проверки ходят — пожарные, санитарные, какие хотите. Положу ваш лист — завтра придут огнетушители пересчитывать.</w:t>
       </w:r>
     </w:p>
     <w:p>
@@ -2767,7 +2191,7 @@
           <w:i w:val="0"/>
           <w:sz w:val="22"/>
         </w:rPr>
-        <w:t>Пап, мам! Вы же говорили, что не приедете.</w:t>
+        <w:t>Понимаю. Не настаиваю.</w:t>
       </w:r>
     </w:p>
     <w:p>
@@ -2781,30 +2205,7 @@
           <w:i w:val="0"/>
           <w:sz w:val="22"/>
         </w:rPr>
-        <w:t xml:space="preserve">Анна: </w:t>
-      </w:r>
-      <w:r>
-        <w:rPr>
-          <w:rFonts w:ascii="Times New Roman" w:hAnsi="Times New Roman" w:eastAsia="Malgun Gothic"/>
-          <w:b w:val="0"/>
-          <w:i w:val="0"/>
-          <w:sz w:val="22"/>
-        </w:rPr>
-        <w:t>Говорили. А отец с утра надел парадный пиджак и стоит в прихожей. Ну что я сделаю?</w:t>
-      </w:r>
-    </w:p>
-    <w:p>
-      <w:pPr>
-        <w:spacing w:before="0" w:after="110" w:line="300" w:lineRule="auto"/>
-      </w:pPr>
-      <w:r>
-        <w:rPr>
-          <w:rFonts w:ascii="Times New Roman" w:hAnsi="Times New Roman" w:eastAsia="Malgun Gothic"/>
-          <w:b/>
-          <w:i w:val="0"/>
-          <w:sz w:val="22"/>
-        </w:rPr>
-        <w:t xml:space="preserve">Николай: </w:t>
+        <w:t xml:space="preserve">Армен: </w:t>
       </w:r>
       <w:r>
         <w:rPr>
@@ -2814,7 +2215,7 @@
           <w:color w:val="555555"/>
           <w:sz w:val="22"/>
         </w:rPr>
-        <w:t>(неловко)</w:t>
+        <w:t>(помолчав)</w:t>
       </w:r>
       <w:r>
         <w:rPr>
@@ -2823,7 +2224,7 @@
           <w:i w:val="0"/>
           <w:sz w:val="22"/>
         </w:rPr>
-        <w:t xml:space="preserve"> Хотел посмотреть, за кого голосую.</w:t>
+        <w:t xml:space="preserve"> Лист не оставлю. А сам — так и быть, подпишу. Паспорт при мне, я всегда при паспорте.</w:t>
       </w:r>
     </w:p>
     <w:p>
@@ -2837,7 +2238,7 @@
           <w:i w:val="0"/>
           <w:sz w:val="22"/>
         </w:rPr>
-        <w:t xml:space="preserve">Лёша: </w:t>
+        <w:t xml:space="preserve">Катя: </w:t>
       </w:r>
       <w:r>
         <w:rPr>
@@ -2846,7 +2247,7 @@
           <w:i w:val="0"/>
           <w:sz w:val="22"/>
         </w:rPr>
-        <w:t>И как?</w:t>
+        <w:t>Вот здесь, пожалуйста. И адрес полностью.</w:t>
       </w:r>
     </w:p>
     <w:p>
@@ -2860,7 +2261,7 @@
           <w:i w:val="0"/>
           <w:sz w:val="22"/>
         </w:rPr>
-        <w:t xml:space="preserve">Николай: </w:t>
+        <w:t xml:space="preserve">Армен: </w:t>
       </w:r>
       <w:r>
         <w:rPr>
@@ -2870,7 +2271,7 @@
           <w:color w:val="555555"/>
           <w:sz w:val="22"/>
         </w:rPr>
-        <w:t>(откашливается)</w:t>
+        <w:t>(подписывает)</w:t>
       </w:r>
       <w:r>
         <w:rPr>
@@ -2879,53 +2280,7 @@
           <w:i w:val="0"/>
           <w:sz w:val="22"/>
         </w:rPr>
-        <w:t xml:space="preserve"> Галстук, я вижу, нормальный. Мать выбирала?</w:t>
-      </w:r>
-    </w:p>
-    <w:p>
-      <w:pPr>
-        <w:spacing w:before="0" w:after="110" w:line="300" w:lineRule="auto"/>
-      </w:pPr>
-      <w:r>
-        <w:rPr>
-          <w:rFonts w:ascii="Times New Roman" w:hAnsi="Times New Roman" w:eastAsia="Malgun Gothic"/>
-          <w:b/>
-          <w:i w:val="0"/>
-          <w:sz w:val="22"/>
-        </w:rPr>
-        <w:t xml:space="preserve">Лёша: </w:t>
-      </w:r>
-      <w:r>
-        <w:rPr>
-          <w:rFonts w:ascii="Times New Roman" w:hAnsi="Times New Roman" w:eastAsia="Malgun Gothic"/>
-          <w:b w:val="0"/>
-          <w:i w:val="0"/>
-          <w:sz w:val="22"/>
-        </w:rPr>
-        <w:t>Катя.</w:t>
-      </w:r>
-    </w:p>
-    <w:p>
-      <w:pPr>
-        <w:spacing w:before="0" w:after="110" w:line="300" w:lineRule="auto"/>
-      </w:pPr>
-      <w:r>
-        <w:rPr>
-          <w:rFonts w:ascii="Times New Roman" w:hAnsi="Times New Roman" w:eastAsia="Malgun Gothic"/>
-          <w:b/>
-          <w:i w:val="0"/>
-          <w:sz w:val="22"/>
-        </w:rPr>
-        <w:t xml:space="preserve">Николай: </w:t>
-      </w:r>
-      <w:r>
-        <w:rPr>
-          <w:rFonts w:ascii="Times New Roman" w:hAnsi="Times New Roman" w:eastAsia="Malgun Gothic"/>
-          <w:b w:val="0"/>
-          <w:i w:val="0"/>
-          <w:sz w:val="22"/>
-        </w:rPr>
-        <w:t xml:space="preserve">Передай Кате спасибо. </w:t>
+        <w:t xml:space="preserve"> Я вас, между прочим, помню. Вы за Сафронову в суде стояли. Весь город тогда говорил. </w:t>
       </w:r>
       <w:r>
         <w:rPr>
@@ -2935,7 +2290,7 @@
           <w:color w:val="555555"/>
           <w:sz w:val="22"/>
         </w:rPr>
-        <w:t>(кладёт руку ему на плечо, тихо)</w:t>
+        <w:t>(кладёт в пакет пачку)</w:t>
       </w:r>
       <w:r>
         <w:rPr>
@@ -2944,7 +2299,7 @@
           <w:i w:val="0"/>
           <w:sz w:val="22"/>
         </w:rPr>
-        <w:t xml:space="preserve"> Я там… вслух сказал. Аня меня заставила.</w:t>
+        <w:t xml:space="preserve"> И сушек возьмите к чаю — от заведения. Не спорьте, обижусь.</w:t>
       </w:r>
     </w:p>
     <w:p>
@@ -2967,61 +2322,13 @@
           <w:i w:val="0"/>
           <w:sz w:val="22"/>
         </w:rPr>
-        <w:t>Я слышал, пап. Весь двор слышал.</w:t>
+        <w:t>Спасибо, Армен Суренович.</w:t>
       </w:r>
     </w:p>
     <w:p>
       <w:pPr>
-        <w:keepNext/>
-        <w:spacing w:before="320" w:after="140"/>
-      </w:pPr>
-      <w:r>
-        <w:rPr>
-          <w:rFonts w:ascii="Times New Roman" w:hAnsi="Times New Roman" w:eastAsia="Malgun Gothic"/>
-          <w:b/>
-          <w:i w:val="0"/>
-          <w:color w:val="1F3864"/>
-          <w:sz w:val="26"/>
-        </w:rPr>
-        <w:t>장면 9 — 마무리, 등록 완료</w:t>
-      </w:r>
-    </w:p>
-    <w:p>
-      <w:pPr>
         <w:spacing w:before="0" w:after="110" w:line="300" w:lineRule="auto"/>
       </w:pPr>
-      <w:r>
-        <w:rPr>
-          <w:rFonts w:ascii="Times New Roman" w:hAnsi="Times New Roman" w:eastAsia="Malgun Gothic"/>
-          <w:b/>
-          <w:i w:val="0"/>
-          <w:sz w:val="22"/>
-        </w:rPr>
-        <w:t xml:space="preserve">Катя: </w:t>
-      </w:r>
-      <w:r>
-        <w:rPr>
-          <w:rFonts w:ascii="Times New Roman" w:hAnsi="Times New Roman" w:eastAsia="Malgun Gothic"/>
-          <w:b w:val="0"/>
-          <w:i w:val="0"/>
-          <w:sz w:val="22"/>
-        </w:rPr>
-        <w:t>Алексей Николаевич! Только что подтвердили — регистрация принята. Все дополнительные подписи прошли проверку.</w:t>
-      </w:r>
-    </w:p>
-    <w:p>
-      <w:pPr>
-        <w:spacing w:before="0" w:after="110" w:line="300" w:lineRule="auto"/>
-      </w:pPr>
-      <w:r>
-        <w:rPr>
-          <w:rFonts w:ascii="Times New Roman" w:hAnsi="Times New Roman" w:eastAsia="Malgun Gothic"/>
-          <w:b/>
-          <w:i w:val="0"/>
-          <w:sz w:val="22"/>
-        </w:rPr>
-        <w:t xml:space="preserve">Лёша: </w:t>
-      </w:r>
       <w:r>
         <w:rPr>
           <w:rFonts w:ascii="Times New Roman" w:hAnsi="Times New Roman" w:eastAsia="Malgun Gothic"/>
@@ -3030,16 +2337,7 @@
           <w:color w:val="555555"/>
           <w:sz w:val="22"/>
         </w:rPr>
-        <w:t>(выдыхает с облегчением)</w:t>
-      </w:r>
-      <w:r>
-        <w:rPr>
-          <w:rFonts w:ascii="Times New Roman" w:hAnsi="Times New Roman" w:eastAsia="Malgun Gothic"/>
-          <w:b w:val="0"/>
-          <w:i w:val="0"/>
-          <w:sz w:val="22"/>
-        </w:rPr>
-        <w:t xml:space="preserve"> Значит, мы официально в гонке.</w:t>
+        <w:t>(Подъезд девятиэтажки. За стеклянной перегородкой у входа — консьержка Фаина Аркадьевна.)</w:t>
       </w:r>
     </w:p>
     <w:p>
@@ -3053,7 +2351,99 @@
           <w:i w:val="0"/>
           <w:sz w:val="22"/>
         </w:rPr>
-        <w:t xml:space="preserve">Гребенщиков: </w:t>
+        <w:t xml:space="preserve">Фаина: </w:t>
+      </w:r>
+      <w:r>
+        <w:rPr>
+          <w:rFonts w:ascii="Times New Roman" w:hAnsi="Times New Roman" w:eastAsia="Malgun Gothic"/>
+          <w:b w:val="0"/>
+          <w:i w:val="0"/>
+          <w:sz w:val="22"/>
+        </w:rPr>
+        <w:t>Вы к кому?</w:t>
+      </w:r>
+    </w:p>
+    <w:p>
+      <w:pPr>
+        <w:spacing w:before="0" w:after="110" w:line="300" w:lineRule="auto"/>
+      </w:pPr>
+      <w:r>
+        <w:rPr>
+          <w:rFonts w:ascii="Times New Roman" w:hAnsi="Times New Roman" w:eastAsia="Malgun Gothic"/>
+          <w:b/>
+          <w:i w:val="0"/>
+          <w:sz w:val="22"/>
+        </w:rPr>
+        <w:t xml:space="preserve">Лёша: </w:t>
+      </w:r>
+      <w:r>
+        <w:rPr>
+          <w:rFonts w:ascii="Times New Roman" w:hAnsi="Times New Roman" w:eastAsia="Malgun Gothic"/>
+          <w:b w:val="0"/>
+          <w:i w:val="0"/>
+          <w:sz w:val="22"/>
+        </w:rPr>
+        <w:t>Здравствуйте. Мы хотели пройти по квартирам — подписи за кандидата собираем.</w:t>
+      </w:r>
+    </w:p>
+    <w:p>
+      <w:pPr>
+        <w:spacing w:before="0" w:after="110" w:line="300" w:lineRule="auto"/>
+      </w:pPr>
+      <w:r>
+        <w:rPr>
+          <w:rFonts w:ascii="Times New Roman" w:hAnsi="Times New Roman" w:eastAsia="Malgun Gothic"/>
+          <w:b/>
+          <w:i w:val="0"/>
+          <w:sz w:val="22"/>
+        </w:rPr>
+        <w:t xml:space="preserve">Фаина: </w:t>
+      </w:r>
+      <w:r>
+        <w:rPr>
+          <w:rFonts w:ascii="Times New Roman" w:hAnsi="Times New Roman" w:eastAsia="Malgun Gothic"/>
+          <w:b w:val="0"/>
+          <w:i w:val="0"/>
+          <w:sz w:val="22"/>
+        </w:rPr>
+        <w:t>По квартирам не положено. Жильцы сами просили: никаких агитаторов. Тут на прошлой неделе одни «из газовой службы» ходили, так потом полподъезда без денег осталось.</w:t>
+      </w:r>
+    </w:p>
+    <w:p>
+      <w:pPr>
+        <w:spacing w:before="0" w:after="110" w:line="300" w:lineRule="auto"/>
+      </w:pPr>
+      <w:r>
+        <w:rPr>
+          <w:rFonts w:ascii="Times New Roman" w:hAnsi="Times New Roman" w:eastAsia="Malgun Gothic"/>
+          <w:b/>
+          <w:i w:val="0"/>
+          <w:sz w:val="22"/>
+        </w:rPr>
+        <w:t xml:space="preserve">Лёша: </w:t>
+      </w:r>
+      <w:r>
+        <w:rPr>
+          <w:rFonts w:ascii="Times New Roman" w:hAnsi="Times New Roman" w:eastAsia="Malgun Gothic"/>
+          <w:b w:val="0"/>
+          <w:i w:val="0"/>
+          <w:sz w:val="22"/>
+        </w:rPr>
+        <w:t>Хорошо, по квартирам не пойдём. А объявление у лифта повесить можно? Кто захочет — сам позвонит.</w:t>
+      </w:r>
+    </w:p>
+    <w:p>
+      <w:pPr>
+        <w:spacing w:before="0" w:after="110" w:line="300" w:lineRule="auto"/>
+      </w:pPr>
+      <w:r>
+        <w:rPr>
+          <w:rFonts w:ascii="Times New Roman" w:hAnsi="Times New Roman" w:eastAsia="Malgun Gothic"/>
+          <w:b/>
+          <w:i w:val="0"/>
+          <w:sz w:val="22"/>
+        </w:rPr>
+        <w:t xml:space="preserve">Фаина: </w:t>
       </w:r>
       <w:r>
         <w:rPr>
@@ -3063,7 +2453,7 @@
           <w:color w:val="555555"/>
           <w:sz w:val="22"/>
         </w:rPr>
-        <w:t>(по телефону)</w:t>
+        <w:t>(подумав)</w:t>
       </w:r>
       <w:r>
         <w:rPr>
@@ -3072,7 +2462,7 @@
           <w:i w:val="0"/>
           <w:sz w:val="22"/>
         </w:rPr>
-        <w:t xml:space="preserve"> Поздравляю, Алексей Николаевич. Но помните — регистрация была самым лёгким этапом. Дальше будет только сложнее.</w:t>
+        <w:t xml:space="preserve"> Объявление можно, на доску. Только кнопками, не скотчем — а то краску сдирают.</w:t>
       </w:r>
     </w:p>
     <w:p>
@@ -3086,30 +2476,7 @@
           <w:i w:val="0"/>
           <w:sz w:val="22"/>
         </w:rPr>
-        <w:t xml:space="preserve">Лёша: </w:t>
-      </w:r>
-      <w:r>
-        <w:rPr>
-          <w:rFonts w:ascii="Times New Roman" w:hAnsi="Times New Roman" w:eastAsia="Malgun Gothic"/>
-          <w:b w:val="0"/>
-          <w:i w:val="0"/>
-          <w:sz w:val="22"/>
-        </w:rPr>
-        <w:t>Готов к этому.</w:t>
-      </w:r>
-    </w:p>
-    <w:p>
-      <w:pPr>
-        <w:spacing w:before="0" w:after="110" w:line="300" w:lineRule="auto"/>
-      </w:pPr>
-      <w:r>
-        <w:rPr>
-          <w:rFonts w:ascii="Times New Roman" w:hAnsi="Times New Roman" w:eastAsia="Malgun Gothic"/>
-          <w:b/>
-          <w:i w:val="0"/>
-          <w:sz w:val="22"/>
-        </w:rPr>
-        <w:t xml:space="preserve">Дарья: </w:t>
+        <w:t xml:space="preserve">Катя: </w:t>
       </w:r>
       <w:r>
         <w:rPr>
@@ -3119,7 +2486,7 @@
           <w:color w:val="555555"/>
           <w:sz w:val="22"/>
         </w:rPr>
-        <w:t>(подходит, обнимает)</w:t>
+        <w:t>(достаёт коробочку)</w:t>
       </w:r>
       <w:r>
         <w:rPr>
@@ -3128,7 +2495,7 @@
           <w:i w:val="0"/>
           <w:sz w:val="22"/>
         </w:rPr>
-        <w:t xml:space="preserve"> Ты сделал это. Официальный кандидат в губернаторы.</w:t>
+        <w:t xml:space="preserve"> Кнопки у нас с собой.</w:t>
       </w:r>
     </w:p>
     <w:p>
@@ -3142,7 +2509,7 @@
           <w:i w:val="0"/>
           <w:sz w:val="22"/>
         </w:rPr>
-        <w:t xml:space="preserve">Лёша: </w:t>
+        <w:t xml:space="preserve">Фаина: </w:t>
       </w:r>
       <w:r>
         <w:rPr>
@@ -3151,113 +2518,7 @@
           <w:i w:val="0"/>
           <w:sz w:val="22"/>
         </w:rPr>
-        <w:t>Мы сделали это, Дарья. Ты, Катя, Паша, Вадим Олегович, Инна Сергеевна, все, кто собирал подписи под дождём в райцентрах. Это не моя личная победа.</w:t>
-      </w:r>
-    </w:p>
-    <w:p>
-      <w:pPr>
-        <w:spacing w:before="0" w:after="110" w:line="300" w:lineRule="auto"/>
-      </w:pPr>
-      <w:r>
-        <w:rPr>
-          <w:rFonts w:ascii="Times New Roman" w:hAnsi="Times New Roman" w:eastAsia="Malgun Gothic"/>
-          <w:b/>
-          <w:i w:val="0"/>
-          <w:sz w:val="22"/>
-        </w:rPr>
-        <w:t xml:space="preserve">Дарья: </w:t>
-      </w:r>
-      <w:r>
-        <w:rPr>
-          <w:rFonts w:ascii="Times New Roman" w:hAnsi="Times New Roman" w:eastAsia="Malgun Gothic"/>
-          <w:b w:val="0"/>
-          <w:i w:val="0"/>
-          <w:sz w:val="22"/>
-        </w:rPr>
-        <w:t>Пусть так. Но завтра начнётся настоящая борьба, и она будет грязной, Алексей. Ты это понимаешь?</w:t>
-      </w:r>
-    </w:p>
-    <w:p>
-      <w:pPr>
-        <w:spacing w:before="0" w:after="110" w:line="300" w:lineRule="auto"/>
-      </w:pPr>
-      <w:r>
-        <w:rPr>
-          <w:rFonts w:ascii="Times New Roman" w:hAnsi="Times New Roman" w:eastAsia="Malgun Gothic"/>
-          <w:b/>
-          <w:i w:val="0"/>
-          <w:sz w:val="22"/>
-        </w:rPr>
-        <w:t xml:space="preserve">Лёша: </w:t>
-      </w:r>
-      <w:r>
-        <w:rPr>
-          <w:rFonts w:ascii="Times New Roman" w:hAnsi="Times New Roman" w:eastAsia="Malgun Gothic"/>
-          <w:b w:val="0"/>
-          <w:i w:val="0"/>
-          <w:sz w:val="22"/>
-        </w:rPr>
-        <w:t>Паша говорит, они готовят «документы» про иностранные деньги. И что-то про тебя.</w:t>
-      </w:r>
-    </w:p>
-    <w:p>
-      <w:pPr>
-        <w:spacing w:before="0" w:after="110" w:line="300" w:lineRule="auto"/>
-      </w:pPr>
-      <w:r>
-        <w:rPr>
-          <w:rFonts w:ascii="Times New Roman" w:hAnsi="Times New Roman" w:eastAsia="Malgun Gothic"/>
-          <w:b/>
-          <w:i w:val="0"/>
-          <w:sz w:val="22"/>
-        </w:rPr>
-        <w:t xml:space="preserve">Дарья: </w:t>
-      </w:r>
-      <w:r>
-        <w:rPr>
-          <w:rFonts w:ascii="Times New Roman" w:hAnsi="Times New Roman" w:eastAsia="Malgun Gothic"/>
-          <w:b w:val="0"/>
-          <w:i w:val="0"/>
-          <w:sz w:val="22"/>
-        </w:rPr>
-        <w:t>Что именно?</w:t>
-      </w:r>
-    </w:p>
-    <w:p>
-      <w:pPr>
-        <w:spacing w:before="0" w:after="110" w:line="300" w:lineRule="auto"/>
-      </w:pPr>
-      <w:r>
-        <w:rPr>
-          <w:rFonts w:ascii="Times New Roman" w:hAnsi="Times New Roman" w:eastAsia="Malgun Gothic"/>
-          <w:b/>
-          <w:i w:val="0"/>
-          <w:sz w:val="22"/>
-        </w:rPr>
-        <w:t xml:space="preserve">Лёша: </w:t>
-      </w:r>
-      <w:r>
-        <w:rPr>
-          <w:rFonts w:ascii="Times New Roman" w:hAnsi="Times New Roman" w:eastAsia="Malgun Gothic"/>
-          <w:b w:val="0"/>
-          <w:i w:val="0"/>
-          <w:sz w:val="22"/>
-        </w:rPr>
-        <w:t>Типография, «банковские выписки» на старой бумаге. Паша уже, кажется, сорвал им один заказ.</w:t>
-      </w:r>
-    </w:p>
-    <w:p>
-      <w:pPr>
-        <w:spacing w:before="0" w:after="110" w:line="300" w:lineRule="auto"/>
-      </w:pPr>
-      <w:r>
-        <w:rPr>
-          <w:rFonts w:ascii="Times New Roman" w:hAnsi="Times New Roman" w:eastAsia="Malgun Gothic"/>
-          <w:b/>
-          <w:i w:val="0"/>
-          <w:sz w:val="22"/>
-        </w:rPr>
-        <w:t xml:space="preserve">Дарья: </w:t>
+        <w:t xml:space="preserve">Запасливая. </w:t>
       </w:r>
       <w:r>
         <w:rPr>
@@ -3267,7 +2528,7 @@
           <w:color w:val="555555"/>
           <w:sz w:val="22"/>
         </w:rPr>
-        <w:t>(задумчиво)</w:t>
+        <w:t>(смотрит на Лёшу поверх очков)</w:t>
       </w:r>
       <w:r>
         <w:rPr>
@@ -3276,7 +2537,7 @@
           <w:i w:val="0"/>
           <w:sz w:val="22"/>
         </w:rPr>
-        <w:t xml:space="preserve"> Твой Паша становится полезнее половины моих источников.</w:t>
+        <w:t xml:space="preserve"> А вы, я гляжу, сами ходите? Не помощников посылаете?</w:t>
       </w:r>
     </w:p>
     <w:p>
@@ -3299,7 +2560,30 @@
           <w:i w:val="0"/>
           <w:sz w:val="22"/>
         </w:rPr>
-        <w:t xml:space="preserve">Он не мой. </w:t>
+        <w:t>Сам. Чего других посылать туда, куда сам идти не хочешь.</w:t>
+      </w:r>
+    </w:p>
+    <w:p>
+      <w:pPr>
+        <w:spacing w:before="0" w:after="110" w:line="300" w:lineRule="auto"/>
+      </w:pPr>
+      <w:r>
+        <w:rPr>
+          <w:rFonts w:ascii="Times New Roman" w:hAnsi="Times New Roman" w:eastAsia="Malgun Gothic"/>
+          <w:b/>
+          <w:i w:val="0"/>
+          <w:sz w:val="22"/>
+        </w:rPr>
+        <w:t xml:space="preserve">Фаина: </w:t>
+      </w:r>
+      <w:r>
+        <w:rPr>
+          <w:rFonts w:ascii="Times New Roman" w:hAnsi="Times New Roman" w:eastAsia="Malgun Gothic"/>
+          <w:b w:val="0"/>
+          <w:i w:val="0"/>
+          <w:sz w:val="22"/>
+        </w:rPr>
+        <w:t xml:space="preserve">Хм. </w:t>
       </w:r>
       <w:r>
         <w:rPr>
@@ -3309,7 +2593,7 @@
           <w:color w:val="555555"/>
           <w:sz w:val="22"/>
         </w:rPr>
-        <w:t>(пауза)</w:t>
+        <w:t>(протягивает руку)</w:t>
       </w:r>
       <w:r>
         <w:rPr>
@@ -3318,30 +2602,7 @@
           <w:i w:val="0"/>
           <w:sz w:val="22"/>
         </w:rPr>
-        <w:t xml:space="preserve"> Пока — не мой.</w:t>
-      </w:r>
-    </w:p>
-    <w:p>
-      <w:pPr>
-        <w:spacing w:before="0" w:after="110" w:line="300" w:lineRule="auto"/>
-      </w:pPr>
-      <w:r>
-        <w:rPr>
-          <w:rFonts w:ascii="Times New Roman" w:hAnsi="Times New Roman" w:eastAsia="Malgun Gothic"/>
-          <w:b/>
-          <w:i w:val="0"/>
-          <w:sz w:val="22"/>
-        </w:rPr>
-        <w:t xml:space="preserve">Дарья: </w:t>
-      </w:r>
-      <w:r>
-        <w:rPr>
-          <w:rFonts w:ascii="Times New Roman" w:hAnsi="Times New Roman" w:eastAsia="Malgun Gothic"/>
-          <w:b w:val="0"/>
-          <w:i w:val="0"/>
-          <w:sz w:val="22"/>
-        </w:rPr>
-        <w:t>Пусть готовят. Черновики отца уже у меня, контекст собран. Если ударят — ответим в тот же час.</w:t>
+        <w:t xml:space="preserve"> Давайте ваш лист. Я тут прописана, на пятом этаже.</w:t>
       </w:r>
     </w:p>
     <w:p>
@@ -3365,7 +2626,7 @@
           <w:color w:val="555555"/>
           <w:sz w:val="22"/>
         </w:rPr>
-        <w:t>(смотрит на город, где когда-то начинал с Быковым)</w:t>
+        <w:t>(читая подпись)</w:t>
       </w:r>
       <w:r>
         <w:rPr>
@@ -3374,11 +2635,113 @@
           <w:i w:val="0"/>
           <w:sz w:val="22"/>
         </w:rPr>
-        <w:t xml:space="preserve"> Понимаю. Но именно здесь я впервые понял, ради чего стоит бороться. Начнём.</w:t>
+        <w:t xml:space="preserve"> Спасибо, Фаина Аркадьевна.</w:t>
       </w:r>
     </w:p>
     <w:p>
       <w:pPr>
+        <w:spacing w:before="0" w:after="110" w:line="300" w:lineRule="auto"/>
+      </w:pPr>
+      <w:r>
+        <w:rPr>
+          <w:rFonts w:ascii="Times New Roman" w:hAnsi="Times New Roman" w:eastAsia="Malgun Gothic"/>
+          <w:b/>
+          <w:i w:val="0"/>
+          <w:sz w:val="22"/>
+        </w:rPr>
+        <w:t xml:space="preserve">Фаина: </w:t>
+      </w:r>
+      <w:r>
+        <w:rPr>
+          <w:rFonts w:ascii="Times New Roman" w:hAnsi="Times New Roman" w:eastAsia="Malgun Gothic"/>
+          <w:b w:val="0"/>
+          <w:i w:val="0"/>
+          <w:sz w:val="22"/>
+        </w:rPr>
+        <w:t>Ну, ни пуха ни пера.</w:t>
+      </w:r>
+    </w:p>
+    <w:p>
+      <w:pPr>
+        <w:spacing w:before="0" w:after="110" w:line="300" w:lineRule="auto"/>
+      </w:pPr>
+      <w:r>
+        <w:rPr>
+          <w:rFonts w:ascii="Times New Roman" w:hAnsi="Times New Roman" w:eastAsia="Malgun Gothic"/>
+          <w:b/>
+          <w:i w:val="0"/>
+          <w:sz w:val="22"/>
+        </w:rPr>
+        <w:t xml:space="preserve">Лёша: </w:t>
+      </w:r>
+      <w:r>
+        <w:rPr>
+          <w:rFonts w:ascii="Times New Roman" w:hAnsi="Times New Roman" w:eastAsia="Malgun Gothic"/>
+          <w:b w:val="0"/>
+          <w:i w:val="0"/>
+          <w:sz w:val="22"/>
+        </w:rPr>
+        <w:t>К чёрту!</w:t>
+      </w:r>
+    </w:p>
+    <w:p>
+      <w:pPr>
+        <w:spacing w:before="0" w:after="110" w:line="300" w:lineRule="auto"/>
+      </w:pPr>
+      <w:r>
+        <w:rPr>
+          <w:rFonts w:ascii="Times New Roman" w:hAnsi="Times New Roman" w:eastAsia="Malgun Gothic"/>
+          <w:b/>
+          <w:i w:val="0"/>
+          <w:sz w:val="22"/>
+        </w:rPr>
+        <w:t xml:space="preserve">Катя: </w:t>
+      </w:r>
+      <w:r>
+        <w:rPr>
+          <w:rFonts w:ascii="Times New Roman" w:hAnsi="Times New Roman" w:eastAsia="Malgun Gothic"/>
+          <w:b w:val="0"/>
+          <w:i/>
+          <w:color w:val="555555"/>
+          <w:sz w:val="22"/>
+        </w:rPr>
+        <w:t>(на улице, пересчитывает листы)</w:t>
+      </w:r>
+      <w:r>
+        <w:rPr>
+          <w:rFonts w:ascii="Times New Roman" w:hAnsi="Times New Roman" w:eastAsia="Malgun Gothic"/>
+          <w:b w:val="0"/>
+          <w:i w:val="0"/>
+          <w:sz w:val="22"/>
+        </w:rPr>
+        <w:t xml:space="preserve"> Одиннадцать подписей за час. Медленно.</w:t>
+      </w:r>
+    </w:p>
+    <w:p>
+      <w:pPr>
+        <w:spacing w:before="0" w:after="110" w:line="300" w:lineRule="auto"/>
+      </w:pPr>
+      <w:r>
+        <w:rPr>
+          <w:rFonts w:ascii="Times New Roman" w:hAnsi="Times New Roman" w:eastAsia="Malgun Gothic"/>
+          <w:b/>
+          <w:i w:val="0"/>
+          <w:sz w:val="22"/>
+        </w:rPr>
+        <w:t xml:space="preserve">Лёша: </w:t>
+      </w:r>
+      <w:r>
+        <w:rPr>
+          <w:rFonts w:ascii="Times New Roman" w:hAnsi="Times New Roman" w:eastAsia="Malgun Gothic"/>
+          <w:b w:val="0"/>
+          <w:i w:val="0"/>
+          <w:sz w:val="22"/>
+        </w:rPr>
+        <w:t>Зато ни одной под страхом. Пошли дальше, Кать.</w:t>
+      </w:r>
+    </w:p>
+    <w:p>
+      <w:pPr>
         <w:keepNext/>
         <w:spacing w:before="320" w:after="140"/>
       </w:pPr>
@@ -3390,12 +2753,12 @@
           <w:color w:val="1F3864"/>
           <w:sz w:val="26"/>
         </w:rPr>
-        <w:t>핵심 문학 인용</w:t>
+        <w:t>장면 6 — 마리나와의 만남, 지지 선언</w:t>
       </w:r>
     </w:p>
     <w:p>
       <w:pPr>
-        <w:spacing w:before="0" w:after="120"/>
+        <w:spacing w:before="0" w:after="110" w:line="300" w:lineRule="auto"/>
       </w:pPr>
       <w:r>
         <w:rPr>
@@ -3404,7 +2767,7 @@
           <w:i w:val="0"/>
           <w:sz w:val="22"/>
         </w:rPr>
-        <w:t>Лермонтов, «Родина» (1841): «Люблю отчизну я, но странною любовью!»</w:t>
+        <w:t xml:space="preserve">Марина: </w:t>
       </w:r>
       <w:r>
         <w:rPr>
@@ -3413,11 +2776,1796 @@
           <w:i w:val="0"/>
           <w:sz w:val="22"/>
         </w:rPr>
-        <w:t xml:space="preserve"> — 한국어 해설: 노보크루츠크 첫 집회에서 료샤가 인용한다(장면 8). 공식 애국이 아니라, 고향을 사랑하기 때문에 그 땅에서 벌어지는 일에 침묵할 수 없는 ‘이상한 사랑’ — 고향 출마의 이유를 한 줄로 요약하며, 객석의 니콜라이가 처음으로 “자랑스럽다”고 소리 내어 말하는 순간과 겹친다.</w:t>
+        <w:t>Алексей, «Новтекс» весь за тебя. Мы помним, кто первым не побоялся связаться с Литвиновым ради нас.</w:t>
       </w:r>
     </w:p>
     <w:p>
       <w:pPr>
+        <w:spacing w:before="0" w:after="110" w:line="300" w:lineRule="auto"/>
+      </w:pPr>
+      <w:r>
+        <w:rPr>
+          <w:rFonts w:ascii="Times New Roman" w:hAnsi="Times New Roman" w:eastAsia="Malgun Gothic"/>
+          <w:b/>
+          <w:i w:val="0"/>
+          <w:sz w:val="22"/>
+        </w:rPr>
+        <w:t xml:space="preserve">Лёша: </w:t>
+      </w:r>
+      <w:r>
+        <w:rPr>
+          <w:rFonts w:ascii="Times New Roman" w:hAnsi="Times New Roman" w:eastAsia="Malgun Gothic"/>
+          <w:b w:val="0"/>
+          <w:i w:val="0"/>
+          <w:sz w:val="22"/>
+        </w:rPr>
+        <w:t>Спасибо, Марина Дмитриевна. Это много значит.</w:t>
+      </w:r>
+    </w:p>
+    <w:p>
+      <w:pPr>
+        <w:spacing w:before="0" w:after="110" w:line="300" w:lineRule="auto"/>
+      </w:pPr>
+      <w:r>
+        <w:rPr>
+          <w:rFonts w:ascii="Times New Roman" w:hAnsi="Times New Roman" w:eastAsia="Malgun Gothic"/>
+          <w:b/>
+          <w:i w:val="0"/>
+          <w:sz w:val="22"/>
+        </w:rPr>
+        <w:t xml:space="preserve">Марина: </w:t>
+      </w:r>
+      <w:r>
+        <w:rPr>
+          <w:rFonts w:ascii="Times New Roman" w:hAnsi="Times New Roman" w:eastAsia="Malgun Gothic"/>
+          <w:b w:val="0"/>
+          <w:i w:val="0"/>
+          <w:sz w:val="22"/>
+        </w:rPr>
+        <w:t>Я организую встречу с работницами фабрики на следующей неделе, если приедешь.</w:t>
+      </w:r>
+    </w:p>
+    <w:p>
+      <w:pPr>
+        <w:spacing w:before="0" w:after="110" w:line="300" w:lineRule="auto"/>
+      </w:pPr>
+      <w:r>
+        <w:rPr>
+          <w:rFonts w:ascii="Times New Roman" w:hAnsi="Times New Roman" w:eastAsia="Malgun Gothic"/>
+          <w:b/>
+          <w:i w:val="0"/>
+          <w:sz w:val="22"/>
+        </w:rPr>
+        <w:t xml:space="preserve">Лёша: </w:t>
+      </w:r>
+      <w:r>
+        <w:rPr>
+          <w:rFonts w:ascii="Times New Roman" w:hAnsi="Times New Roman" w:eastAsia="Malgun Gothic"/>
+          <w:b w:val="0"/>
+          <w:i w:val="0"/>
+          <w:sz w:val="22"/>
+        </w:rPr>
+        <w:t>Приеду обязательно. Встречи с людьми — это то, в чём мы точно сильнее Волошина.</w:t>
+      </w:r>
+    </w:p>
+    <w:p>
+      <w:pPr>
+        <w:spacing w:before="0" w:after="110" w:line="300" w:lineRule="auto"/>
+      </w:pPr>
+      <w:r>
+        <w:rPr>
+          <w:rFonts w:ascii="Times New Roman" w:hAnsi="Times New Roman" w:eastAsia="Malgun Gothic"/>
+          <w:b/>
+          <w:i w:val="0"/>
+          <w:sz w:val="22"/>
+        </w:rPr>
+        <w:t xml:space="preserve">Марина: </w:t>
+      </w:r>
+      <w:r>
+        <w:rPr>
+          <w:rFonts w:ascii="Times New Roman" w:hAnsi="Times New Roman" w:eastAsia="Malgun Gothic"/>
+          <w:b w:val="0"/>
+          <w:i w:val="0"/>
+          <w:sz w:val="22"/>
+        </w:rPr>
+        <w:t>Кстати, слышала, что администрация уже готовит «независимых наблюдателей» на избирательные участки. Не удивлюсь, если это будут люди Волошина в штатском.</w:t>
+      </w:r>
+    </w:p>
+    <w:p>
+      <w:pPr>
+        <w:spacing w:before="0" w:after="110" w:line="300" w:lineRule="auto"/>
+      </w:pPr>
+      <w:r>
+        <w:rPr>
+          <w:rFonts w:ascii="Times New Roman" w:hAnsi="Times New Roman" w:eastAsia="Malgun Gothic"/>
+          <w:b/>
+          <w:i w:val="0"/>
+          <w:sz w:val="22"/>
+        </w:rPr>
+        <w:t xml:space="preserve">Лёша: </w:t>
+      </w:r>
+      <w:r>
+        <w:rPr>
+          <w:rFonts w:ascii="Times New Roman" w:hAnsi="Times New Roman" w:eastAsia="Malgun Gothic"/>
+          <w:b w:val="0"/>
+          <w:i w:val="0"/>
+          <w:sz w:val="22"/>
+        </w:rPr>
+        <w:t>Будем готовы. Дарья уже собирает команду журналистов и юристов для контроля за голосованием.</w:t>
+      </w:r>
+    </w:p>
+    <w:p>
+      <w:pPr>
+        <w:spacing w:before="0" w:after="110" w:line="300" w:lineRule="auto"/>
+      </w:pPr>
+      <w:r>
+        <w:rPr>
+          <w:rFonts w:ascii="Times New Roman" w:hAnsi="Times New Roman" w:eastAsia="Malgun Gothic"/>
+          <w:b/>
+          <w:i w:val="0"/>
+          <w:sz w:val="22"/>
+        </w:rPr>
+        <w:t xml:space="preserve">Марина: </w:t>
+      </w:r>
+      <w:r>
+        <w:rPr>
+          <w:rFonts w:ascii="Times New Roman" w:hAnsi="Times New Roman" w:eastAsia="Malgun Gothic"/>
+          <w:b w:val="0"/>
+          <w:i w:val="0"/>
+          <w:sz w:val="22"/>
+        </w:rPr>
+        <w:t>И ещё, Алексей. Девчонки на фабрике спрашивают: а ты про зарплаты что скажешь? Не про Литвинова, не про суды — про зарплаты.</w:t>
+      </w:r>
+    </w:p>
+    <w:p>
+      <w:pPr>
+        <w:spacing w:before="0" w:after="110" w:line="300" w:lineRule="auto"/>
+      </w:pPr>
+      <w:r>
+        <w:rPr>
+          <w:rFonts w:ascii="Times New Roman" w:hAnsi="Times New Roman" w:eastAsia="Malgun Gothic"/>
+          <w:b/>
+          <w:i w:val="0"/>
+          <w:sz w:val="22"/>
+        </w:rPr>
+        <w:t xml:space="preserve">Лёша: </w:t>
+      </w:r>
+      <w:r>
+        <w:rPr>
+          <w:rFonts w:ascii="Times New Roman" w:hAnsi="Times New Roman" w:eastAsia="Malgun Gothic"/>
+          <w:b w:val="0"/>
+          <w:i w:val="0"/>
+          <w:sz w:val="22"/>
+        </w:rPr>
+        <w:t>Скажу честно: чудес за год не будет. Но будет открытый бюджет — каждая строчка на сайте. Чтобы вы сами видели, куда уходят деньги области.</w:t>
+      </w:r>
+    </w:p>
+    <w:p>
+      <w:pPr>
+        <w:spacing w:before="0" w:after="110" w:line="300" w:lineRule="auto"/>
+      </w:pPr>
+      <w:r>
+        <w:rPr>
+          <w:rFonts w:ascii="Times New Roman" w:hAnsi="Times New Roman" w:eastAsia="Malgun Gothic"/>
+          <w:b/>
+          <w:i w:val="0"/>
+          <w:sz w:val="22"/>
+        </w:rPr>
+        <w:t xml:space="preserve">Марина: </w:t>
+      </w:r>
+      <w:r>
+        <w:rPr>
+          <w:rFonts w:ascii="Times New Roman" w:hAnsi="Times New Roman" w:eastAsia="Malgun Gothic"/>
+          <w:b w:val="0"/>
+          <w:i/>
+          <w:color w:val="555555"/>
+          <w:sz w:val="22"/>
+        </w:rPr>
+        <w:t>(усмехается)</w:t>
+      </w:r>
+      <w:r>
+        <w:rPr>
+          <w:rFonts w:ascii="Times New Roman" w:hAnsi="Times New Roman" w:eastAsia="Malgun Gothic"/>
+          <w:b w:val="0"/>
+          <w:i w:val="0"/>
+          <w:sz w:val="22"/>
+        </w:rPr>
+        <w:t xml:space="preserve"> Открытый бюджет… Ну, это хотя бы что-то новое. Остальные обещали только чудеса.</w:t>
+      </w:r>
+    </w:p>
+    <w:p>
+      <w:pPr>
+        <w:spacing w:before="0" w:after="110" w:line="300" w:lineRule="auto"/>
+      </w:pPr>
+      <w:r>
+        <w:rPr>
+          <w:rFonts w:ascii="Times New Roman" w:hAnsi="Times New Roman" w:eastAsia="Malgun Gothic"/>
+          <w:b/>
+          <w:i w:val="0"/>
+          <w:sz w:val="22"/>
+        </w:rPr>
+        <w:t xml:space="preserve">Лёша: </w:t>
+      </w:r>
+      <w:r>
+        <w:rPr>
+          <w:rFonts w:ascii="Times New Roman" w:hAnsi="Times New Roman" w:eastAsia="Malgun Gothic"/>
+          <w:b w:val="0"/>
+          <w:i w:val="0"/>
+          <w:sz w:val="22"/>
+        </w:rPr>
+        <w:t>Не только обещали. Кто-то из них подписывал бумаги, по которым «Новтекс» чуть не закрыли.</w:t>
+      </w:r>
+    </w:p>
+    <w:p>
+      <w:pPr>
+        <w:spacing w:before="0" w:after="110" w:line="300" w:lineRule="auto"/>
+      </w:pPr>
+      <w:r>
+        <w:rPr>
+          <w:rFonts w:ascii="Times New Roman" w:hAnsi="Times New Roman" w:eastAsia="Malgun Gothic"/>
+          <w:b/>
+          <w:i w:val="0"/>
+          <w:sz w:val="22"/>
+        </w:rPr>
+        <w:t xml:space="preserve">Марина: </w:t>
+      </w:r>
+      <w:r>
+        <w:rPr>
+          <w:rFonts w:ascii="Times New Roman" w:hAnsi="Times New Roman" w:eastAsia="Malgun Gothic"/>
+          <w:b w:val="0"/>
+          <w:i w:val="0"/>
+          <w:sz w:val="22"/>
+        </w:rPr>
+        <w:t>Помню. Я тот приказ о сокращении до сих пор храню в шкафу. Для внуков — чтобы знали, как бывает.</w:t>
+      </w:r>
+    </w:p>
+    <w:p>
+      <w:pPr>
+        <w:spacing w:before="0" w:after="110" w:line="300" w:lineRule="auto"/>
+      </w:pPr>
+      <w:r>
+        <w:rPr>
+          <w:rFonts w:ascii="Times New Roman" w:hAnsi="Times New Roman" w:eastAsia="Malgun Gothic"/>
+          <w:b/>
+          <w:i w:val="0"/>
+          <w:sz w:val="22"/>
+        </w:rPr>
+        <w:t xml:space="preserve">Лёша: </w:t>
+      </w:r>
+      <w:r>
+        <w:rPr>
+          <w:rFonts w:ascii="Times New Roman" w:hAnsi="Times New Roman" w:eastAsia="Malgun Gothic"/>
+          <w:b w:val="0"/>
+          <w:i w:val="0"/>
+          <w:sz w:val="22"/>
+        </w:rPr>
+        <w:t>Принесите его на встречу с работницами. Пусть все посмотрят, чья там подпись.</w:t>
+      </w:r>
+    </w:p>
+    <w:p>
+      <w:pPr>
+        <w:spacing w:before="0" w:after="110" w:line="300" w:lineRule="auto"/>
+      </w:pPr>
+      <w:r>
+        <w:rPr>
+          <w:rFonts w:ascii="Times New Roman" w:hAnsi="Times New Roman" w:eastAsia="Malgun Gothic"/>
+          <w:b/>
+          <w:i w:val="0"/>
+          <w:sz w:val="22"/>
+        </w:rPr>
+        <w:t xml:space="preserve">Марина: </w:t>
+      </w:r>
+      <w:r>
+        <w:rPr>
+          <w:rFonts w:ascii="Times New Roman" w:hAnsi="Times New Roman" w:eastAsia="Malgun Gothic"/>
+          <w:b w:val="0"/>
+          <w:i/>
+          <w:color w:val="555555"/>
+          <w:sz w:val="22"/>
+        </w:rPr>
+        <w:t>(с азартом)</w:t>
+      </w:r>
+      <w:r>
+        <w:rPr>
+          <w:rFonts w:ascii="Times New Roman" w:hAnsi="Times New Roman" w:eastAsia="Malgun Gothic"/>
+          <w:b w:val="0"/>
+          <w:i w:val="0"/>
+          <w:sz w:val="22"/>
+        </w:rPr>
+        <w:t xml:space="preserve"> Принесу. Там такая подпись, что сама за себя агитирует.</w:t>
+      </w:r>
+    </w:p>
+    <w:p>
+      <w:pPr>
+        <w:keepNext/>
+        <w:spacing w:before="320" w:after="140"/>
+      </w:pPr>
+      <w:r>
+        <w:rPr>
+          <w:rFonts w:ascii="Times New Roman" w:hAnsi="Times New Roman" w:eastAsia="Malgun Gothic"/>
+          <w:b/>
+          <w:i w:val="0"/>
+          <w:color w:val="1F3864"/>
+          <w:sz w:val="26"/>
+        </w:rPr>
+        <w:t>장면 7 — 볼로신 측의 첫 방해</w:t>
+      </w:r>
+    </w:p>
+    <w:p>
+      <w:pPr>
+        <w:spacing w:before="0" w:after="110" w:line="300" w:lineRule="auto"/>
+      </w:pPr>
+      <w:r>
+        <w:rPr>
+          <w:rFonts w:ascii="Times New Roman" w:hAnsi="Times New Roman" w:eastAsia="Malgun Gothic"/>
+          <w:b/>
+          <w:i w:val="0"/>
+          <w:sz w:val="22"/>
+        </w:rPr>
+        <w:t xml:space="preserve">Катя: </w:t>
+      </w:r>
+      <w:r>
+        <w:rPr>
+          <w:rFonts w:ascii="Times New Roman" w:hAnsi="Times New Roman" w:eastAsia="Malgun Gothic"/>
+          <w:b w:val="0"/>
+          <w:i w:val="0"/>
+          <w:sz w:val="22"/>
+        </w:rPr>
+        <w:t>Алексей Николаевич, плохие новости. Избирком отклонил тысячу двести подписей из Новокруцкого района — формально из-за «неверного формата даты».</w:t>
+      </w:r>
+    </w:p>
+    <w:p>
+      <w:pPr>
+        <w:spacing w:before="0" w:after="110" w:line="300" w:lineRule="auto"/>
+      </w:pPr>
+      <w:r>
+        <w:rPr>
+          <w:rFonts w:ascii="Times New Roman" w:hAnsi="Times New Roman" w:eastAsia="Malgun Gothic"/>
+          <w:b/>
+          <w:i w:val="0"/>
+          <w:sz w:val="22"/>
+        </w:rPr>
+        <w:t xml:space="preserve">Лёша: </w:t>
+      </w:r>
+      <w:r>
+        <w:rPr>
+          <w:rFonts w:ascii="Times New Roman" w:hAnsi="Times New Roman" w:eastAsia="Malgun Gothic"/>
+          <w:b w:val="0"/>
+          <w:i w:val="0"/>
+          <w:sz w:val="22"/>
+        </w:rPr>
+        <w:t>Тысячу двести? Это же почти треть собранного там!</w:t>
+      </w:r>
+    </w:p>
+    <w:p>
+      <w:pPr>
+        <w:spacing w:before="0" w:after="110" w:line="300" w:lineRule="auto"/>
+      </w:pPr>
+      <w:r>
+        <w:rPr>
+          <w:rFonts w:ascii="Times New Roman" w:hAnsi="Times New Roman" w:eastAsia="Malgun Gothic"/>
+          <w:b/>
+          <w:i w:val="0"/>
+          <w:sz w:val="22"/>
+        </w:rPr>
+        <w:t xml:space="preserve">Катя: </w:t>
+      </w:r>
+      <w:r>
+        <w:rPr>
+          <w:rFonts w:ascii="Times New Roman" w:hAnsi="Times New Roman" w:eastAsia="Malgun Gothic"/>
+          <w:b w:val="0"/>
+          <w:i w:val="0"/>
+          <w:sz w:val="22"/>
+        </w:rPr>
+        <w:t>Знаю. Избирком явно тянет время.</w:t>
+      </w:r>
+    </w:p>
+    <w:p>
+      <w:pPr>
+        <w:spacing w:before="0" w:after="110" w:line="300" w:lineRule="auto"/>
+      </w:pPr>
+      <w:r>
+        <w:rPr>
+          <w:rFonts w:ascii="Times New Roman" w:hAnsi="Times New Roman" w:eastAsia="Malgun Gothic"/>
+          <w:b/>
+          <w:i w:val="0"/>
+          <w:sz w:val="22"/>
+        </w:rPr>
+        <w:t xml:space="preserve">Сухинова: </w:t>
+      </w:r>
+      <w:r>
+        <w:rPr>
+          <w:rFonts w:ascii="Times New Roman" w:hAnsi="Times New Roman" w:eastAsia="Malgun Gothic"/>
+          <w:b w:val="0"/>
+          <w:i/>
+          <w:color w:val="555555"/>
+          <w:sz w:val="22"/>
+        </w:rPr>
+        <w:t>(входит с папкой)</w:t>
+      </w:r>
+      <w:r>
+        <w:rPr>
+          <w:rFonts w:ascii="Times New Roman" w:hAnsi="Times New Roman" w:eastAsia="Malgun Gothic"/>
+          <w:b w:val="0"/>
+          <w:i w:val="0"/>
+          <w:sz w:val="22"/>
+        </w:rPr>
+        <w:t xml:space="preserve"> Отказ незаконен по двум пунктам из трёх. Но выигрывать суд — это недели. У нас их нет.</w:t>
+      </w:r>
+    </w:p>
+    <w:p>
+      <w:pPr>
+        <w:spacing w:before="0" w:after="110" w:line="300" w:lineRule="auto"/>
+      </w:pPr>
+      <w:r>
+        <w:rPr>
+          <w:rFonts w:ascii="Times New Roman" w:hAnsi="Times New Roman" w:eastAsia="Malgun Gothic"/>
+          <w:b/>
+          <w:i w:val="0"/>
+          <w:sz w:val="22"/>
+        </w:rPr>
+        <w:t xml:space="preserve">Лёша: </w:t>
+      </w:r>
+      <w:r>
+        <w:rPr>
+          <w:rFonts w:ascii="Times New Roman" w:hAnsi="Times New Roman" w:eastAsia="Malgun Gothic"/>
+          <w:b w:val="0"/>
+          <w:i w:val="0"/>
+          <w:sz w:val="22"/>
+        </w:rPr>
+        <w:t>Что предлагаете, Инна Сергеевна?</w:t>
+      </w:r>
+    </w:p>
+    <w:p>
+      <w:pPr>
+        <w:spacing w:before="0" w:after="110" w:line="300" w:lineRule="auto"/>
+      </w:pPr>
+      <w:r>
+        <w:rPr>
+          <w:rFonts w:ascii="Times New Roman" w:hAnsi="Times New Roman" w:eastAsia="Malgun Gothic"/>
+          <w:b/>
+          <w:i w:val="0"/>
+          <w:sz w:val="22"/>
+        </w:rPr>
+        <w:t xml:space="preserve">Сухинова: </w:t>
+      </w:r>
+      <w:r>
+        <w:rPr>
+          <w:rFonts w:ascii="Times New Roman" w:hAnsi="Times New Roman" w:eastAsia="Malgun Gothic"/>
+          <w:b w:val="0"/>
+          <w:i w:val="0"/>
+          <w:sz w:val="22"/>
+        </w:rPr>
+        <w:t>Жалобу подаю сегодня — для протокола. А параллельно по закону у нас есть право досдать подписи в течение пяти дней после уведомления об отказе. Это быстрее любого суда.</w:t>
+      </w:r>
+    </w:p>
+    <w:p>
+      <w:pPr>
+        <w:spacing w:before="0" w:after="110" w:line="300" w:lineRule="auto"/>
+      </w:pPr>
+      <w:r>
+        <w:rPr>
+          <w:rFonts w:ascii="Times New Roman" w:hAnsi="Times New Roman" w:eastAsia="Malgun Gothic"/>
+          <w:b/>
+          <w:i w:val="0"/>
+          <w:sz w:val="22"/>
+        </w:rPr>
+        <w:t xml:space="preserve">Лёша: </w:t>
+      </w:r>
+      <w:r>
+        <w:rPr>
+          <w:rFonts w:ascii="Times New Roman" w:hAnsi="Times New Roman" w:eastAsia="Malgun Gothic"/>
+          <w:b w:val="0"/>
+          <w:i w:val="0"/>
+          <w:sz w:val="22"/>
+        </w:rPr>
+        <w:t>Тогда организуем экстренный сбор в тех же районах. Дадим им меньше поводов придраться.</w:t>
+      </w:r>
+    </w:p>
+    <w:p>
+      <w:pPr>
+        <w:spacing w:before="0" w:after="110" w:line="300" w:lineRule="auto"/>
+      </w:pPr>
+      <w:r>
+        <w:rPr>
+          <w:rFonts w:ascii="Times New Roman" w:hAnsi="Times New Roman" w:eastAsia="Malgun Gothic"/>
+          <w:b/>
+          <w:i w:val="0"/>
+          <w:sz w:val="22"/>
+        </w:rPr>
+        <w:t xml:space="preserve">Катя: </w:t>
+      </w:r>
+      <w:r>
+        <w:rPr>
+          <w:rFonts w:ascii="Times New Roman" w:hAnsi="Times New Roman" w:eastAsia="Malgun Gothic"/>
+          <w:b w:val="0"/>
+          <w:i w:val="0"/>
+          <w:sz w:val="22"/>
+        </w:rPr>
+        <w:t>Пять дней — это впритык. Людей, чьи подписи сняли, нужно найти заново. Половина из них в деревнях.</w:t>
+      </w:r>
+    </w:p>
+    <w:p>
+      <w:pPr>
+        <w:spacing w:before="0" w:after="110" w:line="300" w:lineRule="auto"/>
+      </w:pPr>
+      <w:r>
+        <w:rPr>
+          <w:rFonts w:ascii="Times New Roman" w:hAnsi="Times New Roman" w:eastAsia="Malgun Gothic"/>
+          <w:b/>
+          <w:i w:val="0"/>
+          <w:sz w:val="22"/>
+        </w:rPr>
+        <w:t xml:space="preserve">Прохоров: </w:t>
+      </w:r>
+      <w:r>
+        <w:rPr>
+          <w:rFonts w:ascii="Times New Roman" w:hAnsi="Times New Roman" w:eastAsia="Malgun Gothic"/>
+          <w:b w:val="0"/>
+          <w:i/>
+          <w:color w:val="555555"/>
+          <w:sz w:val="22"/>
+        </w:rPr>
+        <w:t>(по видеосвязи)</w:t>
+      </w:r>
+      <w:r>
+        <w:rPr>
+          <w:rFonts w:ascii="Times New Roman" w:hAnsi="Times New Roman" w:eastAsia="Malgun Gothic"/>
+          <w:b w:val="0"/>
+          <w:i w:val="0"/>
+          <w:sz w:val="22"/>
+        </w:rPr>
+        <w:t xml:space="preserve"> У меня двадцать машин от волонтёров. Разобьём районы на квадраты, к вечеру пришлю план.</w:t>
+      </w:r>
+    </w:p>
+    <w:p>
+      <w:pPr>
+        <w:spacing w:before="0" w:after="110" w:line="300" w:lineRule="auto"/>
+      </w:pPr>
+      <w:r>
+        <w:rPr>
+          <w:rFonts w:ascii="Times New Roman" w:hAnsi="Times New Roman" w:eastAsia="Malgun Gothic"/>
+          <w:b/>
+          <w:i w:val="0"/>
+          <w:sz w:val="22"/>
+        </w:rPr>
+        <w:t xml:space="preserve">Лёша: </w:t>
+      </w:r>
+      <w:r>
+        <w:rPr>
+          <w:rFonts w:ascii="Times New Roman" w:hAnsi="Times New Roman" w:eastAsia="Malgun Gothic"/>
+          <w:b w:val="0"/>
+          <w:i w:val="0"/>
+          <w:sz w:val="22"/>
+        </w:rPr>
+        <w:t>И скажите людям, почему мы пришли второй раз. Не прячьте, что комиссия отказала. Пусть знают.</w:t>
+      </w:r>
+    </w:p>
+    <w:p>
+      <w:pPr>
+        <w:spacing w:before="0" w:after="110" w:line="300" w:lineRule="auto"/>
+      </w:pPr>
+      <w:r>
+        <w:rPr>
+          <w:rFonts w:ascii="Times New Roman" w:hAnsi="Times New Roman" w:eastAsia="Malgun Gothic"/>
+          <w:b/>
+          <w:i w:val="0"/>
+          <w:sz w:val="22"/>
+        </w:rPr>
+        <w:t xml:space="preserve">Сухинова: </w:t>
+      </w:r>
+      <w:r>
+        <w:rPr>
+          <w:rFonts w:ascii="Times New Roman" w:hAnsi="Times New Roman" w:eastAsia="Malgun Gothic"/>
+          <w:b w:val="0"/>
+          <w:i w:val="0"/>
+          <w:sz w:val="22"/>
+        </w:rPr>
+        <w:t>Это правильно и юридически: чем больше людей знает об отказе, тем труднее избиркому повторить трюк.</w:t>
+      </w:r>
+    </w:p>
+    <w:p>
+      <w:pPr>
+        <w:spacing w:before="0" w:after="110" w:line="300" w:lineRule="auto"/>
+      </w:pPr>
+      <w:r>
+        <w:rPr>
+          <w:rFonts w:ascii="Times New Roman" w:hAnsi="Times New Roman" w:eastAsia="Malgun Gothic"/>
+          <w:b/>
+          <w:i w:val="0"/>
+          <w:sz w:val="22"/>
+        </w:rPr>
+        <w:t xml:space="preserve">Катя: </w:t>
+      </w:r>
+      <w:r>
+        <w:rPr>
+          <w:rFonts w:ascii="Times New Roman" w:hAnsi="Times New Roman" w:eastAsia="Malgun Gothic"/>
+          <w:b w:val="0"/>
+          <w:i/>
+          <w:color w:val="555555"/>
+          <w:sz w:val="22"/>
+        </w:rPr>
+        <w:t>(уже набирает номер)</w:t>
+      </w:r>
+      <w:r>
+        <w:rPr>
+          <w:rFonts w:ascii="Times New Roman" w:hAnsi="Times New Roman" w:eastAsia="Malgun Gothic"/>
+          <w:b w:val="0"/>
+          <w:i w:val="0"/>
+          <w:sz w:val="22"/>
+        </w:rPr>
+        <w:t xml:space="preserve"> Начинаю с Ольховки. Там сняли больше всего.</w:t>
+      </w:r>
+    </w:p>
+    <w:p>
+      <w:pPr>
+        <w:keepNext/>
+        <w:spacing w:before="320" w:after="140"/>
+      </w:pPr>
+      <w:r>
+        <w:rPr>
+          <w:rFonts w:ascii="Times New Roman" w:hAnsi="Times New Roman" w:eastAsia="Malgun Gothic"/>
+          <w:b/>
+          <w:i w:val="0"/>
+          <w:color w:val="1F3864"/>
+          <w:sz w:val="26"/>
+        </w:rPr>
+        <w:t>장면 8 — 파벨의 원격 지원</w:t>
+      </w:r>
+    </w:p>
+    <w:p>
+      <w:pPr>
+        <w:spacing w:before="0" w:after="110" w:line="300" w:lineRule="auto"/>
+      </w:pPr>
+      <w:r>
+        <w:rPr>
+          <w:rFonts w:ascii="Times New Roman" w:hAnsi="Times New Roman" w:eastAsia="Malgun Gothic"/>
+          <w:b/>
+          <w:i w:val="0"/>
+          <w:sz w:val="22"/>
+        </w:rPr>
+        <w:t xml:space="preserve">Павел: </w:t>
+      </w:r>
+      <w:r>
+        <w:rPr>
+          <w:rFonts w:ascii="Times New Roman" w:hAnsi="Times New Roman" w:eastAsia="Malgun Gothic"/>
+          <w:b w:val="0"/>
+          <w:i/>
+          <w:color w:val="555555"/>
+          <w:sz w:val="22"/>
+        </w:rPr>
+        <w:t>(по зашифрованному каналу)</w:t>
+      </w:r>
+      <w:r>
+        <w:rPr>
+          <w:rFonts w:ascii="Times New Roman" w:hAnsi="Times New Roman" w:eastAsia="Malgun Gothic"/>
+          <w:b w:val="0"/>
+          <w:i w:val="0"/>
+          <w:sz w:val="22"/>
+        </w:rPr>
+        <w:t xml:space="preserve"> Лёша, узнал через старые контакты — отказ по подписям в Новокруцком районе спустили сверху. Не случайность.</w:t>
+      </w:r>
+    </w:p>
+    <w:p>
+      <w:pPr>
+        <w:spacing w:before="0" w:after="110" w:line="300" w:lineRule="auto"/>
+      </w:pPr>
+      <w:r>
+        <w:rPr>
+          <w:rFonts w:ascii="Times New Roman" w:hAnsi="Times New Roman" w:eastAsia="Malgun Gothic"/>
+          <w:b/>
+          <w:i w:val="0"/>
+          <w:sz w:val="22"/>
+        </w:rPr>
+        <w:t xml:space="preserve">Лёша: </w:t>
+      </w:r>
+      <w:r>
+        <w:rPr>
+          <w:rFonts w:ascii="Times New Roman" w:hAnsi="Times New Roman" w:eastAsia="Malgun Gothic"/>
+          <w:b w:val="0"/>
+          <w:i w:val="0"/>
+          <w:sz w:val="22"/>
+        </w:rPr>
+        <w:t>Источник надёжный?</w:t>
+      </w:r>
+    </w:p>
+    <w:p>
+      <w:pPr>
+        <w:spacing w:before="0" w:after="110" w:line="300" w:lineRule="auto"/>
+      </w:pPr>
+      <w:r>
+        <w:rPr>
+          <w:rFonts w:ascii="Times New Roman" w:hAnsi="Times New Roman" w:eastAsia="Malgun Gothic"/>
+          <w:b/>
+          <w:i w:val="0"/>
+          <w:sz w:val="22"/>
+        </w:rPr>
+        <w:t xml:space="preserve">Павел: </w:t>
+      </w:r>
+      <w:r>
+        <w:rPr>
+          <w:rFonts w:ascii="Times New Roman" w:hAnsi="Times New Roman" w:eastAsia="Malgun Gothic"/>
+          <w:b w:val="0"/>
+          <w:i w:val="0"/>
+          <w:sz w:val="22"/>
+        </w:rPr>
+        <w:t>Достаточно надёжный. И ещё — готовься: на дебатах Волошин попытается поднять тему финансирования «Свободного пути» из-за рубежа. У них уже есть заготовленные «документы», по большей части сфабрикованные.</w:t>
+      </w:r>
+    </w:p>
+    <w:p>
+      <w:pPr>
+        <w:spacing w:before="0" w:after="110" w:line="300" w:lineRule="auto"/>
+      </w:pPr>
+      <w:r>
+        <w:rPr>
+          <w:rFonts w:ascii="Times New Roman" w:hAnsi="Times New Roman" w:eastAsia="Malgun Gothic"/>
+          <w:b/>
+          <w:i w:val="0"/>
+          <w:sz w:val="22"/>
+        </w:rPr>
+        <w:t xml:space="preserve">Лёша: </w:t>
+      </w:r>
+      <w:r>
+        <w:rPr>
+          <w:rFonts w:ascii="Times New Roman" w:hAnsi="Times New Roman" w:eastAsia="Malgun Gothic"/>
+          <w:b w:val="0"/>
+          <w:i w:val="0"/>
+          <w:sz w:val="22"/>
+        </w:rPr>
+        <w:t>Спасибо за предупреждение, Паша.</w:t>
+      </w:r>
+    </w:p>
+    <w:p>
+      <w:pPr>
+        <w:spacing w:before="0" w:after="110" w:line="300" w:lineRule="auto"/>
+      </w:pPr>
+      <w:r>
+        <w:rPr>
+          <w:rFonts w:ascii="Times New Roman" w:hAnsi="Times New Roman" w:eastAsia="Malgun Gothic"/>
+          <w:b/>
+          <w:i w:val="0"/>
+          <w:sz w:val="22"/>
+        </w:rPr>
+        <w:t xml:space="preserve">Павел: </w:t>
+      </w:r>
+      <w:r>
+        <w:rPr>
+          <w:rFonts w:ascii="Times New Roman" w:hAnsi="Times New Roman" w:eastAsia="Malgun Gothic"/>
+          <w:b w:val="0"/>
+          <w:i w:val="0"/>
+          <w:sz w:val="22"/>
+        </w:rPr>
+        <w:t>Не за что. Просто… делаю то немногое, что могу.</w:t>
+      </w:r>
+    </w:p>
+    <w:p>
+      <w:pPr>
+        <w:spacing w:before="0" w:after="110" w:line="300" w:lineRule="auto"/>
+      </w:pPr>
+      <w:r>
+        <w:rPr>
+          <w:rFonts w:ascii="Times New Roman" w:hAnsi="Times New Roman" w:eastAsia="Malgun Gothic"/>
+          <w:b/>
+          <w:i w:val="0"/>
+          <w:sz w:val="22"/>
+        </w:rPr>
+        <w:t xml:space="preserve">Лёша: </w:t>
+      </w:r>
+      <w:r>
+        <w:rPr>
+          <w:rFonts w:ascii="Times New Roman" w:hAnsi="Times New Roman" w:eastAsia="Malgun Gothic"/>
+          <w:b w:val="0"/>
+          <w:i w:val="0"/>
+          <w:sz w:val="22"/>
+        </w:rPr>
+        <w:t>Откуда знаешь про «документы»?</w:t>
+      </w:r>
+    </w:p>
+    <w:p>
+      <w:pPr>
+        <w:spacing w:before="0" w:after="110" w:line="300" w:lineRule="auto"/>
+      </w:pPr>
+      <w:r>
+        <w:rPr>
+          <w:rFonts w:ascii="Times New Roman" w:hAnsi="Times New Roman" w:eastAsia="Malgun Gothic"/>
+          <w:b/>
+          <w:i w:val="0"/>
+          <w:sz w:val="22"/>
+        </w:rPr>
+        <w:t xml:space="preserve">Павел: </w:t>
+      </w:r>
+      <w:r>
+        <w:rPr>
+          <w:rFonts w:ascii="Times New Roman" w:hAnsi="Times New Roman" w:eastAsia="Malgun Gothic"/>
+          <w:b w:val="0"/>
+          <w:i w:val="0"/>
+          <w:sz w:val="22"/>
+        </w:rPr>
+        <w:t>Один мой бывший клиент печатает для них. Типография. Попросили сделать «банковские выписки» на старой бумаге. Он испугался и пришёл ко мне — думал, я всё ещё работаю с холдингом.</w:t>
+      </w:r>
+    </w:p>
+    <w:p>
+      <w:pPr>
+        <w:spacing w:before="0" w:after="110" w:line="300" w:lineRule="auto"/>
+      </w:pPr>
+      <w:r>
+        <w:rPr>
+          <w:rFonts w:ascii="Times New Roman" w:hAnsi="Times New Roman" w:eastAsia="Malgun Gothic"/>
+          <w:b/>
+          <w:i w:val="0"/>
+          <w:sz w:val="22"/>
+        </w:rPr>
+        <w:t xml:space="preserve">Лёша: </w:t>
+      </w:r>
+      <w:r>
+        <w:rPr>
+          <w:rFonts w:ascii="Times New Roman" w:hAnsi="Times New Roman" w:eastAsia="Malgun Gothic"/>
+          <w:b w:val="0"/>
+          <w:i w:val="0"/>
+          <w:sz w:val="22"/>
+        </w:rPr>
+        <w:t>И что ты ему сказал?</w:t>
+      </w:r>
+    </w:p>
+    <w:p>
+      <w:pPr>
+        <w:spacing w:before="0" w:after="110" w:line="300" w:lineRule="auto"/>
+      </w:pPr>
+      <w:r>
+        <w:rPr>
+          <w:rFonts w:ascii="Times New Roman" w:hAnsi="Times New Roman" w:eastAsia="Malgun Gothic"/>
+          <w:b/>
+          <w:i w:val="0"/>
+          <w:sz w:val="22"/>
+        </w:rPr>
+        <w:t xml:space="preserve">Павел: </w:t>
+      </w:r>
+      <w:r>
+        <w:rPr>
+          <w:rFonts w:ascii="Times New Roman" w:hAnsi="Times New Roman" w:eastAsia="Malgun Gothic"/>
+          <w:b w:val="0"/>
+          <w:i w:val="0"/>
+          <w:sz w:val="22"/>
+        </w:rPr>
+        <w:t>Что лучше ему заболеть на две недели. Он, кажется, так и сделал.</w:t>
+      </w:r>
+    </w:p>
+    <w:p>
+      <w:pPr>
+        <w:spacing w:before="0" w:after="110" w:line="300" w:lineRule="auto"/>
+      </w:pPr>
+      <w:r>
+        <w:rPr>
+          <w:rFonts w:ascii="Times New Roman" w:hAnsi="Times New Roman" w:eastAsia="Malgun Gothic"/>
+          <w:b/>
+          <w:i w:val="0"/>
+          <w:sz w:val="22"/>
+        </w:rPr>
+        <w:t xml:space="preserve">Лёша: </w:t>
+      </w:r>
+      <w:r>
+        <w:rPr>
+          <w:rFonts w:ascii="Times New Roman" w:hAnsi="Times New Roman" w:eastAsia="Malgun Gothic"/>
+          <w:b w:val="0"/>
+          <w:i/>
+          <w:color w:val="555555"/>
+          <w:sz w:val="22"/>
+        </w:rPr>
+        <w:t>(пауза)</w:t>
+      </w:r>
+      <w:r>
+        <w:rPr>
+          <w:rFonts w:ascii="Times New Roman" w:hAnsi="Times New Roman" w:eastAsia="Malgun Gothic"/>
+          <w:b w:val="0"/>
+          <w:i w:val="0"/>
+          <w:sz w:val="22"/>
+        </w:rPr>
+        <w:t xml:space="preserve"> Как Маша?</w:t>
+      </w:r>
+    </w:p>
+    <w:p>
+      <w:pPr>
+        <w:spacing w:before="0" w:after="110" w:line="300" w:lineRule="auto"/>
+      </w:pPr>
+      <w:r>
+        <w:rPr>
+          <w:rFonts w:ascii="Times New Roman" w:hAnsi="Times New Roman" w:eastAsia="Malgun Gothic"/>
+          <w:b/>
+          <w:i w:val="0"/>
+          <w:sz w:val="22"/>
+        </w:rPr>
+        <w:t xml:space="preserve">Павел: </w:t>
+      </w:r>
+      <w:r>
+        <w:rPr>
+          <w:rFonts w:ascii="Times New Roman" w:hAnsi="Times New Roman" w:eastAsia="Malgun Gothic"/>
+          <w:b w:val="0"/>
+          <w:i/>
+          <w:color w:val="555555"/>
+          <w:sz w:val="22"/>
+        </w:rPr>
+        <w:t>(удивлённо, потом тепло)</w:t>
+      </w:r>
+      <w:r>
+        <w:rPr>
+          <w:rFonts w:ascii="Times New Roman" w:hAnsi="Times New Roman" w:eastAsia="Malgun Gothic"/>
+          <w:b w:val="0"/>
+          <w:i w:val="0"/>
+          <w:sz w:val="22"/>
+        </w:rPr>
+        <w:t xml:space="preserve"> Нормально. Пинается уже. То есть не Маша — ребёнок.</w:t>
+      </w:r>
+    </w:p>
+    <w:p>
+      <w:pPr>
+        <w:keepNext/>
+        <w:spacing w:before="320" w:after="140"/>
+      </w:pPr>
+      <w:r>
+        <w:rPr>
+          <w:rFonts w:ascii="Times New Roman" w:hAnsi="Times New Roman" w:eastAsia="Malgun Gothic"/>
+          <w:b/>
+          <w:i w:val="0"/>
+          <w:color w:val="1F3864"/>
+          <w:sz w:val="26"/>
+        </w:rPr>
+        <w:t>장면 9 — 부모님, 첫 집회 참석</w:t>
+      </w:r>
+    </w:p>
+    <w:p>
+      <w:pPr>
+        <w:spacing w:before="0" w:after="110" w:line="300" w:lineRule="auto"/>
+      </w:pPr>
+      <w:r>
+        <w:rPr>
+          <w:rFonts w:ascii="Times New Roman" w:hAnsi="Times New Roman" w:eastAsia="Malgun Gothic"/>
+          <w:b/>
+          <w:i w:val="0"/>
+          <w:sz w:val="22"/>
+        </w:rPr>
+        <w:t xml:space="preserve">Николай: </w:t>
+      </w:r>
+      <w:r>
+        <w:rPr>
+          <w:rFonts w:ascii="Times New Roman" w:hAnsi="Times New Roman" w:eastAsia="Malgun Gothic"/>
+          <w:b w:val="0"/>
+          <w:i/>
+          <w:color w:val="555555"/>
+          <w:sz w:val="22"/>
+        </w:rPr>
+        <w:t>(на митинге в Новокруцке, тихо жене)</w:t>
+      </w:r>
+      <w:r>
+        <w:rPr>
+          <w:rFonts w:ascii="Times New Roman" w:hAnsi="Times New Roman" w:eastAsia="Malgun Gothic"/>
+          <w:b w:val="0"/>
+          <w:i w:val="0"/>
+          <w:sz w:val="22"/>
+        </w:rPr>
+        <w:t xml:space="preserve"> Аня, посмотри на него. Помнишь, как он трясся на площади Революции пару лет назад?</w:t>
+      </w:r>
+    </w:p>
+    <w:p>
+      <w:pPr>
+        <w:spacing w:before="0" w:after="110" w:line="300" w:lineRule="auto"/>
+      </w:pPr>
+      <w:r>
+        <w:rPr>
+          <w:rFonts w:ascii="Times New Roman" w:hAnsi="Times New Roman" w:eastAsia="Malgun Gothic"/>
+          <w:b/>
+          <w:i w:val="0"/>
+          <w:sz w:val="22"/>
+        </w:rPr>
+        <w:t xml:space="preserve">Анна: </w:t>
+      </w:r>
+      <w:r>
+        <w:rPr>
+          <w:rFonts w:ascii="Times New Roman" w:hAnsi="Times New Roman" w:eastAsia="Malgun Gothic"/>
+          <w:b w:val="0"/>
+          <w:i w:val="0"/>
+          <w:sz w:val="22"/>
+        </w:rPr>
+        <w:t>Помню. А теперь стоит уверенно, как будто рождён для этого.</w:t>
+      </w:r>
+    </w:p>
+    <w:p>
+      <w:pPr>
+        <w:spacing w:before="0" w:after="110" w:line="300" w:lineRule="auto"/>
+      </w:pPr>
+      <w:r>
+        <w:rPr>
+          <w:rFonts w:ascii="Times New Roman" w:hAnsi="Times New Roman" w:eastAsia="Malgun Gothic"/>
+          <w:b/>
+          <w:i w:val="0"/>
+          <w:sz w:val="22"/>
+        </w:rPr>
+        <w:t xml:space="preserve">Николай: </w:t>
+      </w:r>
+      <w:r>
+        <w:rPr>
+          <w:rFonts w:ascii="Times New Roman" w:hAnsi="Times New Roman" w:eastAsia="Malgun Gothic"/>
+          <w:b w:val="0"/>
+          <w:i w:val="0"/>
+          <w:sz w:val="22"/>
+        </w:rPr>
+        <w:t>Может, и рождён. Хотя, видит бог, я предпочёл бы для него профессию поспокойнее.</w:t>
+      </w:r>
+    </w:p>
+    <w:p>
+      <w:pPr>
+        <w:spacing w:before="0" w:after="110" w:line="300" w:lineRule="auto"/>
+      </w:pPr>
+      <w:r>
+        <w:rPr>
+          <w:rFonts w:ascii="Times New Roman" w:hAnsi="Times New Roman" w:eastAsia="Malgun Gothic"/>
+          <w:b/>
+          <w:i w:val="0"/>
+          <w:sz w:val="22"/>
+        </w:rPr>
+        <w:t xml:space="preserve">Анна: </w:t>
+      </w:r>
+      <w:r>
+        <w:rPr>
+          <w:rFonts w:ascii="Times New Roman" w:hAnsi="Times New Roman" w:eastAsia="Malgun Gothic"/>
+          <w:b w:val="0"/>
+          <w:i w:val="0"/>
+          <w:sz w:val="22"/>
+        </w:rPr>
+        <w:t>Коля, ты гордишься им. Просто признай это вслух хоть раз.</w:t>
+      </w:r>
+    </w:p>
+    <w:p>
+      <w:pPr>
+        <w:spacing w:before="0" w:after="110" w:line="300" w:lineRule="auto"/>
+      </w:pPr>
+      <w:r>
+        <w:rPr>
+          <w:rFonts w:ascii="Times New Roman" w:hAnsi="Times New Roman" w:eastAsia="Malgun Gothic"/>
+          <w:b/>
+          <w:i w:val="0"/>
+          <w:sz w:val="22"/>
+        </w:rPr>
+        <w:t xml:space="preserve">Николай: </w:t>
+      </w:r>
+      <w:r>
+        <w:rPr>
+          <w:rFonts w:ascii="Times New Roman" w:hAnsi="Times New Roman" w:eastAsia="Malgun Gothic"/>
+          <w:b w:val="0"/>
+          <w:i/>
+          <w:color w:val="555555"/>
+          <w:sz w:val="22"/>
+        </w:rPr>
+        <w:t>(пауза, с трудом)</w:t>
+      </w:r>
+      <w:r>
+        <w:rPr>
+          <w:rFonts w:ascii="Times New Roman" w:hAnsi="Times New Roman" w:eastAsia="Malgun Gothic"/>
+          <w:b w:val="0"/>
+          <w:i w:val="0"/>
+          <w:sz w:val="22"/>
+        </w:rPr>
+        <w:t xml:space="preserve"> Горжусь. Очень горжусь. Просто боюсь произносить это вслух — как будто сглажу.</w:t>
+      </w:r>
+    </w:p>
+    <w:p>
+      <w:pPr>
+        <w:spacing w:before="0" w:after="110" w:line="300" w:lineRule="auto"/>
+      </w:pPr>
+      <w:r>
+        <w:rPr>
+          <w:rFonts w:ascii="Times New Roman" w:hAnsi="Times New Roman" w:eastAsia="Malgun Gothic"/>
+          <w:b/>
+          <w:i w:val="0"/>
+          <w:sz w:val="22"/>
+        </w:rPr>
+        <w:t xml:space="preserve">Лёша: </w:t>
+      </w:r>
+      <w:r>
+        <w:rPr>
+          <w:rFonts w:ascii="Times New Roman" w:hAnsi="Times New Roman" w:eastAsia="Malgun Gothic"/>
+          <w:b w:val="0"/>
+          <w:i/>
+          <w:color w:val="555555"/>
+          <w:sz w:val="22"/>
+        </w:rPr>
+        <w:t>(замечает родителей в толпе, машет рукой, продолжая речь)</w:t>
+      </w:r>
+      <w:r>
+        <w:rPr>
+          <w:rFonts w:ascii="Times New Roman" w:hAnsi="Times New Roman" w:eastAsia="Malgun Gothic"/>
+          <w:b w:val="0"/>
+          <w:i w:val="0"/>
+          <w:sz w:val="22"/>
+        </w:rPr>
+        <w:t xml:space="preserve"> …Лермонтов писал: «Люблю отчизну я, но странною любовью!» Я долго не понимал этой строчки. Теперь понимаю: странная любовь — это когда любишь свою землю и поэтому не можешь молчать о том, что с ней делают.</w:t>
+      </w:r>
+    </w:p>
+    <w:p>
+      <w:pPr>
+        <w:spacing w:before="0" w:after="110" w:line="300" w:lineRule="auto"/>
+      </w:pPr>
+      <w:r>
+        <w:rPr>
+          <w:rFonts w:ascii="Times New Roman" w:hAnsi="Times New Roman" w:eastAsia="Malgun Gothic"/>
+          <w:b/>
+          <w:i w:val="0"/>
+          <w:sz w:val="22"/>
+        </w:rPr>
+        <w:t xml:space="preserve">Лёша: </w:t>
+      </w:r>
+      <w:r>
+        <w:rPr>
+          <w:rFonts w:ascii="Times New Roman" w:hAnsi="Times New Roman" w:eastAsia="Malgun Gothic"/>
+          <w:b w:val="0"/>
+          <w:i w:val="0"/>
+          <w:sz w:val="22"/>
+        </w:rPr>
+        <w:t>…И когда меня спрашивают, зачем мне всё это, я отвечаю просто: ради людей вроде моих родителей, которые всю жизнь честно работали в этом городе и заслуживают руководителя, который их не предаст.</w:t>
+      </w:r>
+    </w:p>
+    <w:p>
+      <w:pPr>
+        <w:spacing w:before="0" w:after="110" w:line="300" w:lineRule="auto"/>
+      </w:pPr>
+      <w:r>
+        <w:rPr>
+          <w:rFonts w:ascii="Times New Roman" w:hAnsi="Times New Roman" w:eastAsia="Malgun Gothic"/>
+          <w:b w:val="0"/>
+          <w:i/>
+          <w:color w:val="555555"/>
+          <w:sz w:val="22"/>
+        </w:rPr>
+        <w:t>(после митинга Лёша пробирается сквозь толпу к родителям)</w:t>
+      </w:r>
+    </w:p>
+    <w:p>
+      <w:pPr>
+        <w:spacing w:before="0" w:after="110" w:line="300" w:lineRule="auto"/>
+      </w:pPr>
+      <w:r>
+        <w:rPr>
+          <w:rFonts w:ascii="Times New Roman" w:hAnsi="Times New Roman" w:eastAsia="Malgun Gothic"/>
+          <w:b/>
+          <w:i w:val="0"/>
+          <w:sz w:val="22"/>
+        </w:rPr>
+        <w:t xml:space="preserve">Лёша: </w:t>
+      </w:r>
+      <w:r>
+        <w:rPr>
+          <w:rFonts w:ascii="Times New Roman" w:hAnsi="Times New Roman" w:eastAsia="Malgun Gothic"/>
+          <w:b w:val="0"/>
+          <w:i w:val="0"/>
+          <w:sz w:val="22"/>
+        </w:rPr>
+        <w:t>Пап, мам! Вы же говорили, что не приедете.</w:t>
+      </w:r>
+    </w:p>
+    <w:p>
+      <w:pPr>
+        <w:spacing w:before="0" w:after="110" w:line="300" w:lineRule="auto"/>
+      </w:pPr>
+      <w:r>
+        <w:rPr>
+          <w:rFonts w:ascii="Times New Roman" w:hAnsi="Times New Roman" w:eastAsia="Malgun Gothic"/>
+          <w:b/>
+          <w:i w:val="0"/>
+          <w:sz w:val="22"/>
+        </w:rPr>
+        <w:t xml:space="preserve">Анна: </w:t>
+      </w:r>
+      <w:r>
+        <w:rPr>
+          <w:rFonts w:ascii="Times New Roman" w:hAnsi="Times New Roman" w:eastAsia="Malgun Gothic"/>
+          <w:b w:val="0"/>
+          <w:i w:val="0"/>
+          <w:sz w:val="22"/>
+        </w:rPr>
+        <w:t>Говорили. А отец с утра надел парадный пиджак и стоит в прихожей. Ну что я сделаю?</w:t>
+      </w:r>
+    </w:p>
+    <w:p>
+      <w:pPr>
+        <w:spacing w:before="0" w:after="110" w:line="300" w:lineRule="auto"/>
+      </w:pPr>
+      <w:r>
+        <w:rPr>
+          <w:rFonts w:ascii="Times New Roman" w:hAnsi="Times New Roman" w:eastAsia="Malgun Gothic"/>
+          <w:b/>
+          <w:i w:val="0"/>
+          <w:sz w:val="22"/>
+        </w:rPr>
+        <w:t xml:space="preserve">Николай: </w:t>
+      </w:r>
+      <w:r>
+        <w:rPr>
+          <w:rFonts w:ascii="Times New Roman" w:hAnsi="Times New Roman" w:eastAsia="Malgun Gothic"/>
+          <w:b w:val="0"/>
+          <w:i/>
+          <w:color w:val="555555"/>
+          <w:sz w:val="22"/>
+        </w:rPr>
+        <w:t>(неловко)</w:t>
+      </w:r>
+      <w:r>
+        <w:rPr>
+          <w:rFonts w:ascii="Times New Roman" w:hAnsi="Times New Roman" w:eastAsia="Malgun Gothic"/>
+          <w:b w:val="0"/>
+          <w:i w:val="0"/>
+          <w:sz w:val="22"/>
+        </w:rPr>
+        <w:t xml:space="preserve"> Хотел посмотреть, за кого голосую.</w:t>
+      </w:r>
+    </w:p>
+    <w:p>
+      <w:pPr>
+        <w:spacing w:before="0" w:after="110" w:line="300" w:lineRule="auto"/>
+      </w:pPr>
+      <w:r>
+        <w:rPr>
+          <w:rFonts w:ascii="Times New Roman" w:hAnsi="Times New Roman" w:eastAsia="Malgun Gothic"/>
+          <w:b/>
+          <w:i w:val="0"/>
+          <w:sz w:val="22"/>
+        </w:rPr>
+        <w:t xml:space="preserve">Лёша: </w:t>
+      </w:r>
+      <w:r>
+        <w:rPr>
+          <w:rFonts w:ascii="Times New Roman" w:hAnsi="Times New Roman" w:eastAsia="Malgun Gothic"/>
+          <w:b w:val="0"/>
+          <w:i w:val="0"/>
+          <w:sz w:val="22"/>
+        </w:rPr>
+        <w:t>И как?</w:t>
+      </w:r>
+    </w:p>
+    <w:p>
+      <w:pPr>
+        <w:spacing w:before="0" w:after="110" w:line="300" w:lineRule="auto"/>
+      </w:pPr>
+      <w:r>
+        <w:rPr>
+          <w:rFonts w:ascii="Times New Roman" w:hAnsi="Times New Roman" w:eastAsia="Malgun Gothic"/>
+          <w:b/>
+          <w:i w:val="0"/>
+          <w:sz w:val="22"/>
+        </w:rPr>
+        <w:t xml:space="preserve">Николай: </w:t>
+      </w:r>
+      <w:r>
+        <w:rPr>
+          <w:rFonts w:ascii="Times New Roman" w:hAnsi="Times New Roman" w:eastAsia="Malgun Gothic"/>
+          <w:b w:val="0"/>
+          <w:i/>
+          <w:color w:val="555555"/>
+          <w:sz w:val="22"/>
+        </w:rPr>
+        <w:t>(откашливается)</w:t>
+      </w:r>
+      <w:r>
+        <w:rPr>
+          <w:rFonts w:ascii="Times New Roman" w:hAnsi="Times New Roman" w:eastAsia="Malgun Gothic"/>
+          <w:b w:val="0"/>
+          <w:i w:val="0"/>
+          <w:sz w:val="22"/>
+        </w:rPr>
+        <w:t xml:space="preserve"> Галстук, я вижу, нормальный. Мать выбирала?</w:t>
+      </w:r>
+    </w:p>
+    <w:p>
+      <w:pPr>
+        <w:spacing w:before="0" w:after="110" w:line="300" w:lineRule="auto"/>
+      </w:pPr>
+      <w:r>
+        <w:rPr>
+          <w:rFonts w:ascii="Times New Roman" w:hAnsi="Times New Roman" w:eastAsia="Malgun Gothic"/>
+          <w:b/>
+          <w:i w:val="0"/>
+          <w:sz w:val="22"/>
+        </w:rPr>
+        <w:t xml:space="preserve">Лёша: </w:t>
+      </w:r>
+      <w:r>
+        <w:rPr>
+          <w:rFonts w:ascii="Times New Roman" w:hAnsi="Times New Roman" w:eastAsia="Malgun Gothic"/>
+          <w:b w:val="0"/>
+          <w:i w:val="0"/>
+          <w:sz w:val="22"/>
+        </w:rPr>
+        <w:t>Катя.</w:t>
+      </w:r>
+    </w:p>
+    <w:p>
+      <w:pPr>
+        <w:spacing w:before="0" w:after="110" w:line="300" w:lineRule="auto"/>
+      </w:pPr>
+      <w:r>
+        <w:rPr>
+          <w:rFonts w:ascii="Times New Roman" w:hAnsi="Times New Roman" w:eastAsia="Malgun Gothic"/>
+          <w:b/>
+          <w:i w:val="0"/>
+          <w:sz w:val="22"/>
+        </w:rPr>
+        <w:t xml:space="preserve">Николай: </w:t>
+      </w:r>
+      <w:r>
+        <w:rPr>
+          <w:rFonts w:ascii="Times New Roman" w:hAnsi="Times New Roman" w:eastAsia="Malgun Gothic"/>
+          <w:b w:val="0"/>
+          <w:i w:val="0"/>
+          <w:sz w:val="22"/>
+        </w:rPr>
+        <w:t xml:space="preserve">Передай Кате спасибо. </w:t>
+      </w:r>
+      <w:r>
+        <w:rPr>
+          <w:rFonts w:ascii="Times New Roman" w:hAnsi="Times New Roman" w:eastAsia="Malgun Gothic"/>
+          <w:b w:val="0"/>
+          <w:i/>
+          <w:color w:val="555555"/>
+          <w:sz w:val="22"/>
+        </w:rPr>
+        <w:t>(кладёт руку ему на плечо, тихо)</w:t>
+      </w:r>
+      <w:r>
+        <w:rPr>
+          <w:rFonts w:ascii="Times New Roman" w:hAnsi="Times New Roman" w:eastAsia="Malgun Gothic"/>
+          <w:b w:val="0"/>
+          <w:i w:val="0"/>
+          <w:sz w:val="22"/>
+        </w:rPr>
+        <w:t xml:space="preserve"> Я там… вслух сказал. Аня меня заставила.</w:t>
+      </w:r>
+    </w:p>
+    <w:p>
+      <w:pPr>
+        <w:spacing w:before="0" w:after="110" w:line="300" w:lineRule="auto"/>
+      </w:pPr>
+      <w:r>
+        <w:rPr>
+          <w:rFonts w:ascii="Times New Roman" w:hAnsi="Times New Roman" w:eastAsia="Malgun Gothic"/>
+          <w:b/>
+          <w:i w:val="0"/>
+          <w:sz w:val="22"/>
+        </w:rPr>
+        <w:t xml:space="preserve">Лёша: </w:t>
+      </w:r>
+      <w:r>
+        <w:rPr>
+          <w:rFonts w:ascii="Times New Roman" w:hAnsi="Times New Roman" w:eastAsia="Malgun Gothic"/>
+          <w:b w:val="0"/>
+          <w:i w:val="0"/>
+          <w:sz w:val="22"/>
+        </w:rPr>
+        <w:t>Я слышал, пап. Весь двор слышал.</w:t>
+      </w:r>
+    </w:p>
+    <w:p>
+      <w:pPr>
+        <w:keepNext/>
+        <w:spacing w:before="320" w:after="140"/>
+      </w:pPr>
+      <w:r>
+        <w:rPr>
+          <w:rFonts w:ascii="Times New Roman" w:hAnsi="Times New Roman" w:eastAsia="Malgun Gothic"/>
+          <w:b/>
+          <w:i w:val="0"/>
+          <w:color w:val="1F3864"/>
+          <w:sz w:val="26"/>
+        </w:rPr>
+        <w:t>장면 10 — 마무리, 등록 완료</w:t>
+      </w:r>
+    </w:p>
+    <w:p>
+      <w:pPr>
+        <w:spacing w:before="0" w:after="110" w:line="300" w:lineRule="auto"/>
+      </w:pPr>
+      <w:r>
+        <w:rPr>
+          <w:rFonts w:ascii="Times New Roman" w:hAnsi="Times New Roman" w:eastAsia="Malgun Gothic"/>
+          <w:b/>
+          <w:i w:val="0"/>
+          <w:sz w:val="22"/>
+        </w:rPr>
+        <w:t xml:space="preserve">Катя: </w:t>
+      </w:r>
+      <w:r>
+        <w:rPr>
+          <w:rFonts w:ascii="Times New Roman" w:hAnsi="Times New Roman" w:eastAsia="Malgun Gothic"/>
+          <w:b w:val="0"/>
+          <w:i w:val="0"/>
+          <w:sz w:val="22"/>
+        </w:rPr>
+        <w:t>Алексей Николаевич! Только что подтвердили — регистрация принята. Все дополнительные подписи прошли проверку.</w:t>
+      </w:r>
+    </w:p>
+    <w:p>
+      <w:pPr>
+        <w:spacing w:before="0" w:after="110" w:line="300" w:lineRule="auto"/>
+      </w:pPr>
+      <w:r>
+        <w:rPr>
+          <w:rFonts w:ascii="Times New Roman" w:hAnsi="Times New Roman" w:eastAsia="Malgun Gothic"/>
+          <w:b/>
+          <w:i w:val="0"/>
+          <w:sz w:val="22"/>
+        </w:rPr>
+        <w:t xml:space="preserve">Лёша: </w:t>
+      </w:r>
+      <w:r>
+        <w:rPr>
+          <w:rFonts w:ascii="Times New Roman" w:hAnsi="Times New Roman" w:eastAsia="Malgun Gothic"/>
+          <w:b w:val="0"/>
+          <w:i/>
+          <w:color w:val="555555"/>
+          <w:sz w:val="22"/>
+        </w:rPr>
+        <w:t>(выдыхает с облегчением)</w:t>
+      </w:r>
+      <w:r>
+        <w:rPr>
+          <w:rFonts w:ascii="Times New Roman" w:hAnsi="Times New Roman" w:eastAsia="Malgun Gothic"/>
+          <w:b w:val="0"/>
+          <w:i w:val="0"/>
+          <w:sz w:val="22"/>
+        </w:rPr>
+        <w:t xml:space="preserve"> Значит, мы официально в гонке.</w:t>
+      </w:r>
+    </w:p>
+    <w:p>
+      <w:pPr>
+        <w:spacing w:before="0" w:after="110" w:line="300" w:lineRule="auto"/>
+      </w:pPr>
+      <w:r>
+        <w:rPr>
+          <w:rFonts w:ascii="Times New Roman" w:hAnsi="Times New Roman" w:eastAsia="Malgun Gothic"/>
+          <w:b/>
+          <w:i w:val="0"/>
+          <w:sz w:val="22"/>
+        </w:rPr>
+        <w:t xml:space="preserve">Гребенщиков: </w:t>
+      </w:r>
+      <w:r>
+        <w:rPr>
+          <w:rFonts w:ascii="Times New Roman" w:hAnsi="Times New Roman" w:eastAsia="Malgun Gothic"/>
+          <w:b w:val="0"/>
+          <w:i/>
+          <w:color w:val="555555"/>
+          <w:sz w:val="22"/>
+        </w:rPr>
+        <w:t>(по телефону)</w:t>
+      </w:r>
+      <w:r>
+        <w:rPr>
+          <w:rFonts w:ascii="Times New Roman" w:hAnsi="Times New Roman" w:eastAsia="Malgun Gothic"/>
+          <w:b w:val="0"/>
+          <w:i w:val="0"/>
+          <w:sz w:val="22"/>
+        </w:rPr>
+        <w:t xml:space="preserve"> Поздравляю, Алексей Николаевич. Но помните — регистрация была самым лёгким этапом. Дальше будет только сложнее.</w:t>
+      </w:r>
+    </w:p>
+    <w:p>
+      <w:pPr>
+        <w:spacing w:before="0" w:after="110" w:line="300" w:lineRule="auto"/>
+      </w:pPr>
+      <w:r>
+        <w:rPr>
+          <w:rFonts w:ascii="Times New Roman" w:hAnsi="Times New Roman" w:eastAsia="Malgun Gothic"/>
+          <w:b/>
+          <w:i w:val="0"/>
+          <w:sz w:val="22"/>
+        </w:rPr>
+        <w:t xml:space="preserve">Лёша: </w:t>
+      </w:r>
+      <w:r>
+        <w:rPr>
+          <w:rFonts w:ascii="Times New Roman" w:hAnsi="Times New Roman" w:eastAsia="Malgun Gothic"/>
+          <w:b w:val="0"/>
+          <w:i w:val="0"/>
+          <w:sz w:val="22"/>
+        </w:rPr>
+        <w:t>Готов к этому.</w:t>
+      </w:r>
+    </w:p>
+    <w:p>
+      <w:pPr>
+        <w:spacing w:before="0" w:after="110" w:line="300" w:lineRule="auto"/>
+      </w:pPr>
+      <w:r>
+        <w:rPr>
+          <w:rFonts w:ascii="Times New Roman" w:hAnsi="Times New Roman" w:eastAsia="Malgun Gothic"/>
+          <w:b/>
+          <w:i w:val="0"/>
+          <w:sz w:val="22"/>
+        </w:rPr>
+        <w:t xml:space="preserve">Дарья: </w:t>
+      </w:r>
+      <w:r>
+        <w:rPr>
+          <w:rFonts w:ascii="Times New Roman" w:hAnsi="Times New Roman" w:eastAsia="Malgun Gothic"/>
+          <w:b w:val="0"/>
+          <w:i/>
+          <w:color w:val="555555"/>
+          <w:sz w:val="22"/>
+        </w:rPr>
+        <w:t>(подходит, обнимает)</w:t>
+      </w:r>
+      <w:r>
+        <w:rPr>
+          <w:rFonts w:ascii="Times New Roman" w:hAnsi="Times New Roman" w:eastAsia="Malgun Gothic"/>
+          <w:b w:val="0"/>
+          <w:i w:val="0"/>
+          <w:sz w:val="22"/>
+        </w:rPr>
+        <w:t xml:space="preserve"> Ты сделал это. Официальный кандидат в губернаторы.</w:t>
+      </w:r>
+    </w:p>
+    <w:p>
+      <w:pPr>
+        <w:spacing w:before="0" w:after="110" w:line="300" w:lineRule="auto"/>
+      </w:pPr>
+      <w:r>
+        <w:rPr>
+          <w:rFonts w:ascii="Times New Roman" w:hAnsi="Times New Roman" w:eastAsia="Malgun Gothic"/>
+          <w:b/>
+          <w:i w:val="0"/>
+          <w:sz w:val="22"/>
+        </w:rPr>
+        <w:t xml:space="preserve">Лёша: </w:t>
+      </w:r>
+      <w:r>
+        <w:rPr>
+          <w:rFonts w:ascii="Times New Roman" w:hAnsi="Times New Roman" w:eastAsia="Malgun Gothic"/>
+          <w:b w:val="0"/>
+          <w:i w:val="0"/>
+          <w:sz w:val="22"/>
+        </w:rPr>
+        <w:t>Мы сделали это, Дарья. Ты, Катя, Паша, Вадим Олегович, Инна Сергеевна, все, кто собирал подписи под дождём в райцентрах. Это не моя личная победа.</w:t>
+      </w:r>
+    </w:p>
+    <w:p>
+      <w:pPr>
+        <w:spacing w:before="0" w:after="110" w:line="300" w:lineRule="auto"/>
+      </w:pPr>
+      <w:r>
+        <w:rPr>
+          <w:rFonts w:ascii="Times New Roman" w:hAnsi="Times New Roman" w:eastAsia="Malgun Gothic"/>
+          <w:b/>
+          <w:i w:val="0"/>
+          <w:sz w:val="22"/>
+        </w:rPr>
+        <w:t xml:space="preserve">Дарья: </w:t>
+      </w:r>
+      <w:r>
+        <w:rPr>
+          <w:rFonts w:ascii="Times New Roman" w:hAnsi="Times New Roman" w:eastAsia="Malgun Gothic"/>
+          <w:b w:val="0"/>
+          <w:i w:val="0"/>
+          <w:sz w:val="22"/>
+        </w:rPr>
+        <w:t>Пусть так. Но завтра начнётся настоящая борьба, и она будет грязной, Алексей. Ты это понимаешь?</w:t>
+      </w:r>
+    </w:p>
+    <w:p>
+      <w:pPr>
+        <w:spacing w:before="0" w:after="110" w:line="300" w:lineRule="auto"/>
+      </w:pPr>
+      <w:r>
+        <w:rPr>
+          <w:rFonts w:ascii="Times New Roman" w:hAnsi="Times New Roman" w:eastAsia="Malgun Gothic"/>
+          <w:b/>
+          <w:i w:val="0"/>
+          <w:sz w:val="22"/>
+        </w:rPr>
+        <w:t xml:space="preserve">Лёша: </w:t>
+      </w:r>
+      <w:r>
+        <w:rPr>
+          <w:rFonts w:ascii="Times New Roman" w:hAnsi="Times New Roman" w:eastAsia="Malgun Gothic"/>
+          <w:b w:val="0"/>
+          <w:i w:val="0"/>
+          <w:sz w:val="22"/>
+        </w:rPr>
+        <w:t>Паша говорит, они готовят «документы» про иностранные деньги. И что-то про тебя.</w:t>
+      </w:r>
+    </w:p>
+    <w:p>
+      <w:pPr>
+        <w:spacing w:before="0" w:after="110" w:line="300" w:lineRule="auto"/>
+      </w:pPr>
+      <w:r>
+        <w:rPr>
+          <w:rFonts w:ascii="Times New Roman" w:hAnsi="Times New Roman" w:eastAsia="Malgun Gothic"/>
+          <w:b/>
+          <w:i w:val="0"/>
+          <w:sz w:val="22"/>
+        </w:rPr>
+        <w:t xml:space="preserve">Дарья: </w:t>
+      </w:r>
+      <w:r>
+        <w:rPr>
+          <w:rFonts w:ascii="Times New Roman" w:hAnsi="Times New Roman" w:eastAsia="Malgun Gothic"/>
+          <w:b w:val="0"/>
+          <w:i w:val="0"/>
+          <w:sz w:val="22"/>
+        </w:rPr>
+        <w:t>Что именно?</w:t>
+      </w:r>
+    </w:p>
+    <w:p>
+      <w:pPr>
+        <w:spacing w:before="0" w:after="110" w:line="300" w:lineRule="auto"/>
+      </w:pPr>
+      <w:r>
+        <w:rPr>
+          <w:rFonts w:ascii="Times New Roman" w:hAnsi="Times New Roman" w:eastAsia="Malgun Gothic"/>
+          <w:b/>
+          <w:i w:val="0"/>
+          <w:sz w:val="22"/>
+        </w:rPr>
+        <w:t xml:space="preserve">Лёша: </w:t>
+      </w:r>
+      <w:r>
+        <w:rPr>
+          <w:rFonts w:ascii="Times New Roman" w:hAnsi="Times New Roman" w:eastAsia="Malgun Gothic"/>
+          <w:b w:val="0"/>
+          <w:i w:val="0"/>
+          <w:sz w:val="22"/>
+        </w:rPr>
+        <w:t>Типография, «банковские выписки» на старой бумаге. Паша уже, кажется, сорвал им один заказ.</w:t>
+      </w:r>
+    </w:p>
+    <w:p>
+      <w:pPr>
+        <w:spacing w:before="0" w:after="110" w:line="300" w:lineRule="auto"/>
+      </w:pPr>
+      <w:r>
+        <w:rPr>
+          <w:rFonts w:ascii="Times New Roman" w:hAnsi="Times New Roman" w:eastAsia="Malgun Gothic"/>
+          <w:b/>
+          <w:i w:val="0"/>
+          <w:sz w:val="22"/>
+        </w:rPr>
+        <w:t xml:space="preserve">Дарья: </w:t>
+      </w:r>
+      <w:r>
+        <w:rPr>
+          <w:rFonts w:ascii="Times New Roman" w:hAnsi="Times New Roman" w:eastAsia="Malgun Gothic"/>
+          <w:b w:val="0"/>
+          <w:i/>
+          <w:color w:val="555555"/>
+          <w:sz w:val="22"/>
+        </w:rPr>
+        <w:t>(задумчиво)</w:t>
+      </w:r>
+      <w:r>
+        <w:rPr>
+          <w:rFonts w:ascii="Times New Roman" w:hAnsi="Times New Roman" w:eastAsia="Malgun Gothic"/>
+          <w:b w:val="0"/>
+          <w:i w:val="0"/>
+          <w:sz w:val="22"/>
+        </w:rPr>
+        <w:t xml:space="preserve"> Твой Паша становится полезнее половины моих источников.</w:t>
+      </w:r>
+    </w:p>
+    <w:p>
+      <w:pPr>
+        <w:spacing w:before="0" w:after="110" w:line="300" w:lineRule="auto"/>
+      </w:pPr>
+      <w:r>
+        <w:rPr>
+          <w:rFonts w:ascii="Times New Roman" w:hAnsi="Times New Roman" w:eastAsia="Malgun Gothic"/>
+          <w:b/>
+          <w:i w:val="0"/>
+          <w:sz w:val="22"/>
+        </w:rPr>
+        <w:t xml:space="preserve">Лёша: </w:t>
+      </w:r>
+      <w:r>
+        <w:rPr>
+          <w:rFonts w:ascii="Times New Roman" w:hAnsi="Times New Roman" w:eastAsia="Malgun Gothic"/>
+          <w:b w:val="0"/>
+          <w:i w:val="0"/>
+          <w:sz w:val="22"/>
+        </w:rPr>
+        <w:t xml:space="preserve">Он не мой. </w:t>
+      </w:r>
+      <w:r>
+        <w:rPr>
+          <w:rFonts w:ascii="Times New Roman" w:hAnsi="Times New Roman" w:eastAsia="Malgun Gothic"/>
+          <w:b w:val="0"/>
+          <w:i/>
+          <w:color w:val="555555"/>
+          <w:sz w:val="22"/>
+        </w:rPr>
+        <w:t>(пауза)</w:t>
+      </w:r>
+      <w:r>
+        <w:rPr>
+          <w:rFonts w:ascii="Times New Roman" w:hAnsi="Times New Roman" w:eastAsia="Malgun Gothic"/>
+          <w:b w:val="0"/>
+          <w:i w:val="0"/>
+          <w:sz w:val="22"/>
+        </w:rPr>
+        <w:t xml:space="preserve"> Пока — не мой.</w:t>
+      </w:r>
+    </w:p>
+    <w:p>
+      <w:pPr>
+        <w:spacing w:before="0" w:after="110" w:line="300" w:lineRule="auto"/>
+      </w:pPr>
+      <w:r>
+        <w:rPr>
+          <w:rFonts w:ascii="Times New Roman" w:hAnsi="Times New Roman" w:eastAsia="Malgun Gothic"/>
+          <w:b/>
+          <w:i w:val="0"/>
+          <w:sz w:val="22"/>
+        </w:rPr>
+        <w:t xml:space="preserve">Дарья: </w:t>
+      </w:r>
+      <w:r>
+        <w:rPr>
+          <w:rFonts w:ascii="Times New Roman" w:hAnsi="Times New Roman" w:eastAsia="Malgun Gothic"/>
+          <w:b w:val="0"/>
+          <w:i w:val="0"/>
+          <w:sz w:val="22"/>
+        </w:rPr>
+        <w:t>Пусть готовят. Черновики отца уже у меня, контекст собран. Если ударят — ответим в тот же час.</w:t>
+      </w:r>
+    </w:p>
+    <w:p>
+      <w:pPr>
+        <w:spacing w:before="0" w:after="110" w:line="300" w:lineRule="auto"/>
+      </w:pPr>
+      <w:r>
+        <w:rPr>
+          <w:rFonts w:ascii="Times New Roman" w:hAnsi="Times New Roman" w:eastAsia="Malgun Gothic"/>
+          <w:b/>
+          <w:i w:val="0"/>
+          <w:sz w:val="22"/>
+        </w:rPr>
+        <w:t xml:space="preserve">Лёша: </w:t>
+      </w:r>
+      <w:r>
+        <w:rPr>
+          <w:rFonts w:ascii="Times New Roman" w:hAnsi="Times New Roman" w:eastAsia="Malgun Gothic"/>
+          <w:b w:val="0"/>
+          <w:i/>
+          <w:color w:val="555555"/>
+          <w:sz w:val="22"/>
+        </w:rPr>
+        <w:t>(смотрит на город, где когда-то начинал с Быковым)</w:t>
+      </w:r>
+      <w:r>
+        <w:rPr>
+          <w:rFonts w:ascii="Times New Roman" w:hAnsi="Times New Roman" w:eastAsia="Malgun Gothic"/>
+          <w:b w:val="0"/>
+          <w:i w:val="0"/>
+          <w:sz w:val="22"/>
+        </w:rPr>
+        <w:t xml:space="preserve"> Понимаю. Но именно здесь я впервые понял, ради чего стоит бороться. Начнём.</w:t>
+      </w:r>
+    </w:p>
+    <w:p>
+      <w:pPr>
+        <w:keepNext/>
+        <w:spacing w:before="320" w:after="140"/>
+      </w:pPr>
+      <w:r>
+        <w:rPr>
+          <w:rFonts w:ascii="Times New Roman" w:hAnsi="Times New Roman" w:eastAsia="Malgun Gothic"/>
+          <w:b/>
+          <w:i w:val="0"/>
+          <w:color w:val="1F3864"/>
+          <w:sz w:val="26"/>
+        </w:rPr>
+        <w:t>핵심 문학 인용</w:t>
+      </w:r>
+    </w:p>
+    <w:p>
+      <w:pPr>
         <w:spacing w:before="0" w:after="120"/>
       </w:pPr>
       <w:r>
@@ -3427,6 +4575,29 @@
           <w:i w:val="0"/>
           <w:sz w:val="22"/>
         </w:rPr>
+        <w:t>Лермонтов, «Родина» (1841): «Люблю отчизну я, но странною любовью!»</w:t>
+      </w:r>
+      <w:r>
+        <w:rPr>
+          <w:rFonts w:ascii="Times New Roman" w:hAnsi="Times New Roman" w:eastAsia="Malgun Gothic"/>
+          <w:b w:val="0"/>
+          <w:i w:val="0"/>
+          <w:sz w:val="22"/>
+        </w:rPr>
+        <w:t xml:space="preserve"> — 한국어 해설: 노보크루츠크 첫 집회에서 료샤가 인용한다(장면 9). 공식 애국이 아니라, 고향을 사랑하기 때문에 그 땅에서 벌어지는 일에 침묵할 수 없는 ‘이상한 사랑’ — 고향 출마의 이유를 한 줄로 요약하며, 객석의 니콜라이가 처음으로 “자랑스럽다”고 소리 내어 말하는 순간과 겹친다.</w:t>
+      </w:r>
+    </w:p>
+    <w:p>
+      <w:pPr>
+        <w:spacing w:before="0" w:after="120"/>
+      </w:pPr>
+      <w:r>
+        <w:rPr>
+          <w:rFonts w:ascii="Times New Roman" w:hAnsi="Times New Roman" w:eastAsia="Malgun Gothic"/>
+          <w:b/>
+          <w:i w:val="0"/>
+          <w:sz w:val="22"/>
+        </w:rPr>
         <w:t>Русская пословица: «Долг платежом красен»</w:t>
       </w:r>
       <w:r>
@@ -3437,6 +4608,183 @@
           <w:sz w:val="22"/>
         </w:rPr>
         <w:t xml:space="preserve"> — 한국어 해설: 서명 칸을 잘못 써서 아내 갈리나에게 핀잔을 들은 세묜이 새 서명지에 또박또박 다시 서명하며 하는 말(장면 4). 1부에서 두려움 속에 증언대에 섰던 노동자가, 그때 곁을 지켜 준 료샤에게 이제 서명으로 갚는다는 소박한 연대의 표현이다.</w:t>
+      </w:r>
+    </w:p>
+    <w:p>
+      <w:pPr>
+        <w:keepNext/>
+        <w:spacing w:before="320" w:after="140"/>
+      </w:pPr>
+      <w:r>
+        <w:rPr>
+          <w:rFonts w:ascii="Times New Roman" w:hAnsi="Times New Roman" w:eastAsia="Malgun Gothic"/>
+          <w:b/>
+          <w:i w:val="0"/>
+          <w:color w:val="1F3864"/>
+          <w:sz w:val="26"/>
+        </w:rPr>
+        <w:t>생활 표현</w:t>
+      </w:r>
+    </w:p>
+    <w:p>
+      <w:pPr>
+        <w:spacing w:before="0" w:after="120"/>
+      </w:pPr>
+      <w:r>
+        <w:rPr>
+          <w:rFonts w:ascii="Times New Roman" w:hAnsi="Times New Roman" w:eastAsia="Malgun Gothic"/>
+          <w:b/>
+          <w:i w:val="0"/>
+          <w:sz w:val="22"/>
+        </w:rPr>
+        <w:t>«Извините за беспокойство»</w:t>
+      </w:r>
+      <w:r>
+        <w:rPr>
+          <w:rFonts w:ascii="Times New Roman" w:hAnsi="Times New Roman" w:eastAsia="Malgun Gothic"/>
+          <w:b w:val="0"/>
+          <w:i w:val="0"/>
+          <w:sz w:val="22"/>
+        </w:rPr>
+        <w:t xml:space="preserve"> — 한국어 해설: “번거롭게 해서 죄송합니다.” 모르는 사람에게 말을 걸거나 집·가게를 찾아갈 때의 정중한 서두. 료샤가 현관 앞 주민에게. 장면 5.</w:t>
+      </w:r>
+    </w:p>
+    <w:p>
+      <w:pPr>
+        <w:spacing w:before="0" w:after="120"/>
+      </w:pPr>
+      <w:r>
+        <w:rPr>
+          <w:rFonts w:ascii="Times New Roman" w:hAnsi="Times New Roman" w:eastAsia="Malgun Gothic"/>
+          <w:b/>
+          <w:i w:val="0"/>
+          <w:sz w:val="22"/>
+        </w:rPr>
+        <w:t>«Нет уж, увольте»</w:t>
+      </w:r>
+      <w:r>
+        <w:rPr>
+          <w:rFonts w:ascii="Times New Roman" w:hAnsi="Times New Roman" w:eastAsia="Malgun Gothic"/>
+          <w:b w:val="0"/>
+          <w:i w:val="0"/>
+          <w:sz w:val="22"/>
+        </w:rPr>
+        <w:t xml:space="preserve"> — 한국어 해설: “아뇨, 그건 사양하겠습니다.” увольте(직역 ‘면해 주시오’)는 다소 예스럽고 격식 있는 거절. уж가 단호함을 더한다. 노인이 서명을 거절하며. 장면 5.</w:t>
+      </w:r>
+    </w:p>
+    <w:p>
+      <w:pPr>
+        <w:spacing w:before="0" w:after="120"/>
+      </w:pPr>
+      <w:r>
+        <w:rPr>
+          <w:rFonts w:ascii="Times New Roman" w:hAnsi="Times New Roman" w:eastAsia="Malgun Gothic"/>
+          <w:b/>
+          <w:i w:val="0"/>
+          <w:sz w:val="22"/>
+        </w:rPr>
+        <w:t>«Дело хозяйское»</w:t>
+      </w:r>
+      <w:r>
+        <w:rPr>
+          <w:rFonts w:ascii="Times New Roman" w:hAnsi="Times New Roman" w:eastAsia="Malgun Gothic"/>
+          <w:b w:val="0"/>
+          <w:i w:val="0"/>
+          <w:sz w:val="22"/>
+        </w:rPr>
+        <w:t xml:space="preserve"> — 한국어 해설: “그건 당신 마음이죠, 알아서 하세요.” 상대의 선택을 존중하며 더 권하지 않을 때. 료샤가 거절한 주민에게 흔쾌히 물러서며. 장면 5.</w:t>
+      </w:r>
+    </w:p>
+    <w:p>
+      <w:pPr>
+        <w:spacing w:before="0" w:after="120"/>
+      </w:pPr>
+      <w:r>
+        <w:rPr>
+          <w:rFonts w:ascii="Times New Roman" w:hAnsi="Times New Roman" w:eastAsia="Malgun Gothic"/>
+          <w:b/>
+          <w:i w:val="0"/>
+          <w:sz w:val="22"/>
+        </w:rPr>
+        <w:t>«так и быть»</w:t>
+      </w:r>
+      <w:r>
+        <w:rPr>
+          <w:rFonts w:ascii="Times New Roman" w:hAnsi="Times New Roman" w:eastAsia="Malgun Gothic"/>
+          <w:b w:val="0"/>
+          <w:i w:val="0"/>
+          <w:sz w:val="22"/>
+        </w:rPr>
+        <w:t xml:space="preserve"> — 한국어 해설: “그렇다면 뭐, 좋아요.” 망설이다 마지못해 양보할 때. 가게 주인이 서명지는 두지 않겠지만 본인은 서명하겠다며. 장면 5.</w:t>
+      </w:r>
+    </w:p>
+    <w:p>
+      <w:pPr>
+        <w:spacing w:before="0" w:after="120"/>
+      </w:pPr>
+      <w:r>
+        <w:rPr>
+          <w:rFonts w:ascii="Times New Roman" w:hAnsi="Times New Roman" w:eastAsia="Malgun Gothic"/>
+          <w:b/>
+          <w:i w:val="0"/>
+          <w:sz w:val="22"/>
+        </w:rPr>
+        <w:t>«Вы к кому?»</w:t>
+      </w:r>
+      <w:r>
+        <w:rPr>
+          <w:rFonts w:ascii="Times New Roman" w:hAnsi="Times New Roman" w:eastAsia="Malgun Gothic"/>
+          <w:b w:val="0"/>
+          <w:i w:val="0"/>
+          <w:sz w:val="22"/>
+        </w:rPr>
+        <w:t xml:space="preserve"> — 한국어 해설: “누구 찾아오셨어요?” 아파트 경비·관리인이 낯선 방문객에게 묻는 첫마디. 답은 «Я в квартиру 12», «Я к Ивановым» 식. 장면 5.</w:t>
+      </w:r>
+    </w:p>
+    <w:p>
+      <w:pPr>
+        <w:spacing w:before="0" w:after="120"/>
+      </w:pPr>
+      <w:r>
+        <w:rPr>
+          <w:rFonts w:ascii="Times New Roman" w:hAnsi="Times New Roman" w:eastAsia="Malgun Gothic"/>
+          <w:b/>
+          <w:i w:val="0"/>
+          <w:sz w:val="22"/>
+        </w:rPr>
+        <w:t>«Не положено»</w:t>
+      </w:r>
+      <w:r>
+        <w:rPr>
+          <w:rFonts w:ascii="Times New Roman" w:hAnsi="Times New Roman" w:eastAsia="Malgun Gothic"/>
+          <w:b w:val="0"/>
+          <w:i w:val="0"/>
+          <w:sz w:val="22"/>
+        </w:rPr>
+        <w:t xml:space="preserve"> — 한국어 해설: “규정상 안 됩니다.” 경비원·공무원 등이 이유 설명 없이 금지할 때 쓰는 관료적 구어. «Не положено — значит, не положено»처럼 반복하면 더는 말이 안 통한다는 뜻. 장면 5.</w:t>
+      </w:r>
+    </w:p>
+    <w:p>
+      <w:pPr>
+        <w:spacing w:before="0" w:after="120"/>
+      </w:pPr>
+      <w:r>
+        <w:rPr>
+          <w:rFonts w:ascii="Times New Roman" w:hAnsi="Times New Roman" w:eastAsia="Malgun Gothic"/>
+          <w:b/>
+          <w:i w:val="0"/>
+          <w:sz w:val="22"/>
+        </w:rPr>
+        <w:t>«ни пуха ни пера»</w:t>
+      </w:r>
+      <w:r>
+        <w:rPr>
+          <w:rFonts w:ascii="Times New Roman" w:hAnsi="Times New Roman" w:eastAsia="Malgun Gothic"/>
+          <w:b w:val="0"/>
+          <w:i w:val="0"/>
+          <w:sz w:val="22"/>
+        </w:rPr>
+        <w:t xml:space="preserve"> — 한국어 해설: “행운을 빌어요.” 시험·도전을 앞둔 사람에게 건네는 말로, 답은 반드시 «К чёрту!»(직역 ‘악마에게나!’). 부정 타지 않게 하는 전통적 주고받기. 콘시에르주가 료샤에게. 장면 5.</w:t>
       </w:r>
     </w:p>
     <w:p>
